--- a/Proyecto_03_Analisis_BiciGo/Documentacion_Proyecto_Dashboard.docx.docx
+++ b/Proyecto_03_Analisis_BiciGo/Documentacion_Proyecto_Dashboard.docx.docx
@@ -1,14 +1,10 @@
 
 <file path=word/document.xml><?xml version="1.0" encoding="utf-8"?>
-<w:document xmlns:o="urn:schemas-microsoft-com:office:office" xmlns:r="http://schemas.openxmlformats.org/officeDocument/2006/relationships" xmlns:v="urn:schemas-microsoft-com:vml" xmlns:w="http://schemas.openxmlformats.org/wordprocessingml/2006/main" xmlns:w10="urn:schemas-microsoft-com:office:word" xmlns:wp="http://schemas.openxmlformats.org/drawingml/2006/wordprocessingDrawing" xmlns:wps="http://schemas.microsoft.com/office/word/2010/wordprocessingShape" xmlns:wpg="http://schemas.microsoft.com/office/word/2010/wordprocessingGroup" xmlns:mc="http://schemas.openxmlformats.org/markup-compatibility/2006" xmlns:wp14="http://schemas.microsoft.com/office/word/2010/wordprocessingDrawing" xmlns:w14="http://schemas.microsoft.com/office/word/2010/wordml" xmlns:w15="http://schemas.microsoft.com/office/word/2012/wordml" mc:Ignorable="w14 wp14 w15">
+<w:document xmlns:wpc="http://schemas.microsoft.com/office/word/2010/wordprocessingCanvas" xmlns:cx="http://schemas.microsoft.com/office/drawing/2014/chartex" xmlns:cx1="http://schemas.microsoft.com/office/drawing/2015/9/8/chartex" xmlns:cx2="http://schemas.microsoft.com/office/drawing/2015/10/21/chartex" xmlns:cx3="http://schemas.microsoft.com/office/drawing/2016/5/9/chartex" xmlns:cx4="http://schemas.microsoft.com/office/drawing/2016/5/10/chartex" xmlns:cx5="http://schemas.microsoft.com/office/drawing/2016/5/11/chartex" xmlns:cx6="http://schemas.microsoft.com/office/drawing/2016/5/12/chartex" xmlns:cx7="http://schemas.microsoft.com/office/drawing/2016/5/13/chartex" xmlns:cx8="http://schemas.microsoft.com/office/drawing/2016/5/14/chartex" xmlns:mc="http://schemas.openxmlformats.org/markup-compatibility/2006" xmlns:aink="http://schemas.microsoft.com/office/drawing/2016/ink" xmlns:am3d="http://schemas.microsoft.com/office/drawing/2017/model3d" xmlns:o="urn:schemas-microsoft-com:office:office" xmlns:oel="http://schemas.microsoft.com/office/2019/extlst" xmlns:r="http://schemas.openxmlformats.org/officeDocument/2006/relationships" xmlns:m="http://schemas.openxmlformats.org/officeDocument/2006/math" xmlns:v="urn:schemas-microsoft-com:vml" xmlns:wp14="http://schemas.microsoft.com/office/word/2010/wordprocessingDrawing" xmlns:wp="http://schemas.openxmlformats.org/drawingml/2006/wordprocessingDrawing" xmlns:w10="urn:schemas-microsoft-com:office:word" xmlns:w="http://schemas.openxmlformats.org/wordprocessingml/2006/main" xmlns:w14="http://schemas.microsoft.com/office/word/2010/wordml" xmlns:w15="http://schemas.microsoft.com/office/word/2012/wordml" xmlns:w16cex="http://schemas.microsoft.com/office/word/2018/wordml/cex" xmlns:w16cid="http://schemas.microsoft.com/office/word/2016/wordml/cid" xmlns:w16="http://schemas.microsoft.com/office/word/2018/wordml" xmlns:w16du="http://schemas.microsoft.com/office/word/2023/wordml/word16du" xmlns:w16sdtdh="http://schemas.microsoft.com/office/word/2020/wordml/sdtdatahash" xmlns:w16sdtfl="http://schemas.microsoft.com/office/word/2024/wordml/sdtformatlock" xmlns:w16se="http://schemas.microsoft.com/office/word/2015/wordml/symex" xmlns:wpg="http://schemas.microsoft.com/office/word/2010/wordprocessingGroup" xmlns:wpi="http://schemas.microsoft.com/office/word/2010/wordprocessingInk" xmlns:wne="http://schemas.microsoft.com/office/word/2006/wordml" xmlns:wps="http://schemas.microsoft.com/office/word/2010/wordprocessingShape" mc:Ignorable="w14 w15 w16se w16cid w16 w16cex w16sdtdh w16sdtfl w16du wp14">
   <w:body>
     <w:p>
       <w:pPr>
-        <w:pStyle w:val="BodyText"/>
-        <w:bidi w:val="0"/>
-        <w:spacing w:lineRule="auto" w:line="276" w:before="0" w:after="140"/>
-        <w:jc w:val="start"/>
-        <w:rPr/>
+        <w:pStyle w:val="Textoindependiente"/>
       </w:pPr>
       <w:r>
         <w:rPr>
@@ -17,7 +13,6 @@
         <w:t>Título y Descripción Proyecto 3</w:t>
       </w:r>
       <w:r>
-        <w:rPr/>
         <w:t xml:space="preserve"> </w:t>
       </w:r>
       <w:r>
@@ -27,15 +22,12 @@
         <w:t>Dashboard de Análisis Estratégico para la Expansión Nacional de BiciGo.</w:t>
       </w:r>
       <w:r>
-        <w:rPr/>
         <w:t xml:space="preserve"> Este proyecto transforma datos complejos en un panel de control empresarial digerible, facilitando decisiones estratégicas sobre dónde abrir nuevos puntos de venta o qué campañas de marketing ejecutar.</w:t>
       </w:r>
     </w:p>
     <w:p>
       <w:pPr>
-        <w:pStyle w:val="BodyText"/>
-        <w:bidi w:val="0"/>
-        <w:jc w:val="start"/>
+        <w:pStyle w:val="Textoindependiente"/>
         <w:rPr>
           <w:b/>
         </w:rPr>
@@ -49,19 +41,14 @@
     </w:p>
     <w:p>
       <w:pPr>
-        <w:pStyle w:val="BodyText"/>
+        <w:pStyle w:val="Textoindependiente"/>
         <w:numPr>
           <w:ilvl w:val="0"/>
           <w:numId w:val="1"/>
         </w:numPr>
         <w:tabs>
-          <w:tab w:val="clear" w:pos="709"/>
-          <w:tab w:val="left" w:pos="709" w:leader="none"/>
-        </w:tabs>
-        <w:bidi w:val="0"/>
-        <w:ind w:hanging="283" w:start="709"/>
-        <w:jc w:val="start"/>
-        <w:rPr/>
+          <w:tab w:val="left" w:pos="709"/>
+        </w:tabs>
       </w:pPr>
       <w:r>
         <w:rPr>
@@ -70,24 +57,19 @@
         <w:t>Problema de Negocio:</w:t>
       </w:r>
       <w:r>
-        <w:rPr/>
         <w:t xml:space="preserve"> La gerencia necesita tomar decisiones basadas en datos sólidos para la expansión nacional y la concentración de esfuerzos de marketing.</w:t>
       </w:r>
     </w:p>
     <w:p>
       <w:pPr>
-        <w:pStyle w:val="BodyText"/>
+        <w:pStyle w:val="Textoindependiente"/>
         <w:numPr>
           <w:ilvl w:val="0"/>
           <w:numId w:val="1"/>
         </w:numPr>
         <w:tabs>
-          <w:tab w:val="clear" w:pos="709"/>
-          <w:tab w:val="left" w:pos="709" w:leader="none"/>
-        </w:tabs>
-        <w:bidi w:val="0"/>
-        <w:ind w:hanging="283" w:start="709"/>
-        <w:jc w:val="start"/>
+          <w:tab w:val="left" w:pos="709"/>
+        </w:tabs>
         <w:rPr>
           <w:b/>
         </w:rPr>
@@ -101,72 +83,52 @@
     </w:p>
     <w:p>
       <w:pPr>
-        <w:pStyle w:val="BodyText"/>
+        <w:pStyle w:val="Textoindependiente"/>
         <w:numPr>
           <w:ilvl w:val="1"/>
           <w:numId w:val="1"/>
         </w:numPr>
         <w:tabs>
-          <w:tab w:val="clear" w:pos="709"/>
-          <w:tab w:val="left" w:pos="1418" w:leader="none"/>
-        </w:tabs>
-        <w:bidi w:val="0"/>
-        <w:ind w:hanging="283" w:start="1418"/>
-        <w:jc w:val="start"/>
-        <w:rPr/>
-      </w:pPr>
-      <w:r>
-        <w:rPr/>
+          <w:tab w:val="left" w:pos="1418"/>
+        </w:tabs>
+      </w:pPr>
+      <w:r>
         <w:t>Determinar las regiones y temporadas de mayor rentabilidad.</w:t>
       </w:r>
     </w:p>
     <w:p>
       <w:pPr>
-        <w:pStyle w:val="BodyText"/>
+        <w:pStyle w:val="Textoindependiente"/>
         <w:numPr>
           <w:ilvl w:val="1"/>
           <w:numId w:val="1"/>
         </w:numPr>
         <w:tabs>
-          <w:tab w:val="clear" w:pos="709"/>
-          <w:tab w:val="left" w:pos="1418" w:leader="none"/>
-        </w:tabs>
-        <w:bidi w:val="0"/>
-        <w:ind w:hanging="283" w:start="1418"/>
-        <w:jc w:val="start"/>
-        <w:rPr/>
-      </w:pPr>
-      <w:r>
-        <w:rPr/>
+          <w:tab w:val="left" w:pos="1418"/>
+        </w:tabs>
+      </w:pPr>
+      <w:r>
         <w:t>Segmentar clientes para personalizar ofertas y servicios.</w:t>
       </w:r>
     </w:p>
     <w:p>
       <w:pPr>
-        <w:pStyle w:val="BodyText"/>
+        <w:pStyle w:val="Textoindependiente"/>
         <w:numPr>
           <w:ilvl w:val="1"/>
           <w:numId w:val="1"/>
         </w:numPr>
         <w:tabs>
-          <w:tab w:val="clear" w:pos="709"/>
-          <w:tab w:val="left" w:pos="1418" w:leader="none"/>
-        </w:tabs>
-        <w:bidi w:val="0"/>
-        <w:ind w:hanging="283" w:start="1418"/>
-        <w:jc w:val="start"/>
-        <w:rPr/>
-      </w:pPr>
-      <w:r>
-        <w:rPr/>
+          <w:tab w:val="left" w:pos="1418"/>
+        </w:tabs>
+      </w:pPr>
+      <w:r>
         <w:t>Crear un Dashboard de Excel para la gerencia que comunique los hallazgos clave de forma visual e inmediata.</w:t>
       </w:r>
     </w:p>
     <w:p>
       <w:pPr>
-        <w:pStyle w:val="BodyText"/>
-        <w:bidi w:val="0"/>
-        <w:jc w:val="start"/>
+        <w:pStyle w:val="Textoindependiente"/>
         <w:rPr>
           <w:b/>
         </w:rPr>
@@ -180,19 +142,14 @@
     </w:p>
     <w:p>
       <w:pPr>
-        <w:pStyle w:val="BodyText"/>
+        <w:pStyle w:val="Textoindependiente"/>
         <w:numPr>
           <w:ilvl w:val="0"/>
           <w:numId w:val="2"/>
         </w:numPr>
         <w:tabs>
-          <w:tab w:val="clear" w:pos="709"/>
-          <w:tab w:val="left" w:pos="709" w:leader="none"/>
-        </w:tabs>
-        <w:bidi w:val="0"/>
-        <w:ind w:hanging="283" w:start="709"/>
-        <w:jc w:val="start"/>
-        <w:rPr/>
+          <w:tab w:val="left" w:pos="709"/>
+        </w:tabs>
       </w:pPr>
       <w:r>
         <w:rPr>
@@ -201,25 +158,19 @@
         <w:t>Datos Utilizados:</w:t>
       </w:r>
       <w:r>
-        <w:rPr/>
         <w:t xml:space="preserve"> Registros consolidados de ventas, arriendos y clientes de BiciGo (posterior a la fase de limpieza y preparación).</w:t>
       </w:r>
     </w:p>
     <w:p>
       <w:pPr>
-        <w:pStyle w:val="BodyText"/>
+        <w:pStyle w:val="Textoindependiente"/>
         <w:numPr>
           <w:ilvl w:val="0"/>
           <w:numId w:val="2"/>
         </w:numPr>
         <w:tabs>
-          <w:tab w:val="clear" w:pos="709"/>
-          <w:tab w:val="left" w:pos="709" w:leader="none"/>
-        </w:tabs>
-        <w:bidi w:val="0"/>
-        <w:ind w:hanging="283" w:start="709"/>
-        <w:jc w:val="start"/>
-        <w:rPr/>
+          <w:tab w:val="left" w:pos="709"/>
+        </w:tabs>
       </w:pPr>
       <w:r>
         <w:rPr>
@@ -228,25 +179,19 @@
         <w:t>Fuente:</w:t>
       </w:r>
       <w:r>
-        <w:rPr/>
         <w:t xml:space="preserve"> Registros internos de la empresa BiciGo.</w:t>
       </w:r>
     </w:p>
     <w:p>
       <w:pPr>
-        <w:pStyle w:val="BodyText"/>
+        <w:pStyle w:val="Textoindependiente"/>
         <w:numPr>
           <w:ilvl w:val="0"/>
           <w:numId w:val="2"/>
         </w:numPr>
         <w:tabs>
-          <w:tab w:val="clear" w:pos="709"/>
-          <w:tab w:val="left" w:pos="709" w:leader="none"/>
-        </w:tabs>
-        <w:bidi w:val="0"/>
-        <w:ind w:hanging="283" w:start="709"/>
-        <w:jc w:val="start"/>
-        <w:rPr/>
+          <w:tab w:val="left" w:pos="709"/>
+        </w:tabs>
       </w:pPr>
       <w:r>
         <w:rPr>
@@ -255,7 +200,6 @@
         <w:t>Variables Clave:</w:t>
       </w:r>
       <w:r>
-        <w:rPr/>
         <w:t xml:space="preserve"> </w:t>
       </w:r>
       <w:r>
@@ -265,7 +209,6 @@
         <w:t>Región/Ciudad</w:t>
       </w:r>
       <w:r>
-        <w:rPr/>
         <w:t xml:space="preserve">, </w:t>
       </w:r>
       <w:r>
@@ -275,7 +218,6 @@
         <w:t>Monto_Total</w:t>
       </w:r>
       <w:r>
-        <w:rPr/>
         <w:t xml:space="preserve">, </w:t>
       </w:r>
       <w:r>
@@ -285,7 +227,6 @@
         <w:t>Tipo_Transacción</w:t>
       </w:r>
       <w:r>
-        <w:rPr/>
         <w:t xml:space="preserve">, </w:t>
       </w:r>
       <w:r>
@@ -295,7 +236,6 @@
         <w:t>Fecha_Arriendo</w:t>
       </w:r>
       <w:r>
-        <w:rPr/>
         <w:t xml:space="preserve">, </w:t>
       </w:r>
       <w:r>
@@ -305,7 +245,6 @@
         <w:t>Frecuencia_Compra</w:t>
       </w:r>
       <w:r>
-        <w:rPr/>
         <w:t xml:space="preserve">, </w:t>
       </w:r>
       <w:r>
@@ -315,16 +254,12 @@
         <w:t>Modelo_Bicicleta</w:t>
       </w:r>
       <w:r>
-        <w:rPr/>
         <w:t>.</w:t>
       </w:r>
     </w:p>
     <w:p>
       <w:pPr>
-        <w:pStyle w:val="BodyText"/>
-        <w:bidi w:val="0"/>
-        <w:jc w:val="start"/>
-        <w:rPr/>
+        <w:pStyle w:val="Textoindependiente"/>
       </w:pPr>
       <w:r>
         <w:rPr>
@@ -333,7 +268,6 @@
         <w:t>Metodología y Herramientas</w:t>
       </w:r>
       <w:r>
-        <w:rPr/>
         <w:t xml:space="preserve"> Este análisis se enfocó en las etapas de </w:t>
       </w:r>
       <w:r>
@@ -343,24 +277,19 @@
         <w:t>Análisis, Interpretación y Comunicación</w:t>
       </w:r>
       <w:r>
-        <w:rPr/>
         <w:t xml:space="preserve"> del proceso de datos.</w:t>
       </w:r>
     </w:p>
     <w:p>
       <w:pPr>
-        <w:pStyle w:val="BodyText"/>
+        <w:pStyle w:val="Textoindependiente"/>
         <w:numPr>
           <w:ilvl w:val="0"/>
           <w:numId w:val="3"/>
         </w:numPr>
         <w:tabs>
-          <w:tab w:val="clear" w:pos="709"/>
-          <w:tab w:val="left" w:pos="709" w:leader="none"/>
-        </w:tabs>
-        <w:bidi w:val="0"/>
-        <w:ind w:hanging="283" w:start="709"/>
-        <w:jc w:val="start"/>
+          <w:tab w:val="left" w:pos="709"/>
+        </w:tabs>
         <w:rPr>
           <w:b/>
         </w:rPr>
@@ -374,22 +303,16 @@
     </w:p>
     <w:p>
       <w:pPr>
-        <w:pStyle w:val="BodyText"/>
+        <w:pStyle w:val="Textoindependiente"/>
         <w:numPr>
           <w:ilvl w:val="1"/>
           <w:numId w:val="3"/>
         </w:numPr>
         <w:tabs>
-          <w:tab w:val="clear" w:pos="709"/>
-          <w:tab w:val="left" w:pos="1418" w:leader="none"/>
-        </w:tabs>
-        <w:bidi w:val="0"/>
-        <w:ind w:hanging="283" w:start="1418"/>
-        <w:jc w:val="start"/>
-        <w:rPr/>
-      </w:pPr>
-      <w:r>
-        <w:rPr/>
+          <w:tab w:val="left" w:pos="1418"/>
+        </w:tabs>
+      </w:pPr>
+      <w:r>
         <w:t xml:space="preserve">Se utilizó la herramienta </w:t>
       </w:r>
       <w:r>
@@ -399,25 +322,19 @@
         <w:t>Tablas Dinámicas</w:t>
       </w:r>
       <w:r>
-        <w:rPr/>
         <w:t xml:space="preserve"> en Excel para agregar y resumir los datos de ventas y arriendos.</w:t>
       </w:r>
     </w:p>
     <w:p>
       <w:pPr>
-        <w:pStyle w:val="BodyText"/>
+        <w:pStyle w:val="Textoindependiente"/>
         <w:numPr>
           <w:ilvl w:val="1"/>
           <w:numId w:val="3"/>
         </w:numPr>
         <w:tabs>
-          <w:tab w:val="clear" w:pos="709"/>
-          <w:tab w:val="left" w:pos="1418" w:leader="none"/>
-        </w:tabs>
-        <w:bidi w:val="0"/>
-        <w:ind w:hanging="283" w:start="1418"/>
-        <w:jc w:val="start"/>
-        <w:rPr/>
+          <w:tab w:val="left" w:pos="1418"/>
+        </w:tabs>
       </w:pPr>
       <w:r>
         <w:rPr>
@@ -426,7 +343,6 @@
         <w:t>Cálculos Clave:</w:t>
       </w:r>
       <w:r>
-        <w:rPr/>
         <w:t xml:space="preserve"> Agregación de </w:t>
       </w:r>
       <w:r>
@@ -436,7 +352,6 @@
         <w:t>Monto Total</w:t>
       </w:r>
       <w:r>
-        <w:rPr/>
         <w:t xml:space="preserve"> por </w:t>
       </w:r>
       <w:r>
@@ -446,7 +361,6 @@
         <w:t>Región</w:t>
       </w:r>
       <w:r>
-        <w:rPr/>
         <w:t xml:space="preserve">, cálculo del </w:t>
       </w:r>
       <w:r>
@@ -456,7 +370,6 @@
         <w:t>Promedio de Arriendo</w:t>
       </w:r>
       <w:r>
-        <w:rPr/>
         <w:t xml:space="preserve"> por </w:t>
       </w:r>
       <w:r>
@@ -466,7 +379,6 @@
         <w:t>Modelo</w:t>
       </w:r>
       <w:r>
-        <w:rPr/>
         <w:t xml:space="preserve"> y análisis de la </w:t>
       </w:r>
       <w:r>
@@ -476,24 +388,19 @@
         <w:t>Variación Estacional</w:t>
       </w:r>
       <w:r>
-        <w:rPr/>
         <w:t xml:space="preserve"> de los arriendos.</w:t>
       </w:r>
     </w:p>
     <w:p>
       <w:pPr>
-        <w:pStyle w:val="BodyText"/>
+        <w:pStyle w:val="Textoindependiente"/>
         <w:numPr>
           <w:ilvl w:val="0"/>
           <w:numId w:val="3"/>
         </w:numPr>
         <w:tabs>
-          <w:tab w:val="clear" w:pos="709"/>
-          <w:tab w:val="left" w:pos="709" w:leader="none"/>
-        </w:tabs>
-        <w:bidi w:val="0"/>
-        <w:ind w:hanging="283" w:start="709"/>
-        <w:jc w:val="start"/>
+          <w:tab w:val="left" w:pos="709"/>
+        </w:tabs>
         <w:rPr>
           <w:b/>
         </w:rPr>
@@ -507,22 +414,16 @@
     </w:p>
     <w:p>
       <w:pPr>
-        <w:pStyle w:val="BodyText"/>
+        <w:pStyle w:val="Textoindependiente"/>
         <w:numPr>
           <w:ilvl w:val="1"/>
           <w:numId w:val="3"/>
         </w:numPr>
         <w:tabs>
-          <w:tab w:val="clear" w:pos="709"/>
-          <w:tab w:val="left" w:pos="1418" w:leader="none"/>
-        </w:tabs>
-        <w:bidi w:val="0"/>
-        <w:ind w:hanging="283" w:start="1418"/>
-        <w:jc w:val="start"/>
-        <w:rPr/>
-      </w:pPr>
-      <w:r>
-        <w:rPr/>
+          <w:tab w:val="left" w:pos="1418"/>
+        </w:tabs>
+      </w:pPr>
+      <w:r>
         <w:t xml:space="preserve">Se crearon </w:t>
       </w:r>
       <w:r>
@@ -532,28 +433,21 @@
         <w:t>Gráficos de Excel</w:t>
       </w:r>
       <w:r>
-        <w:rPr/>
         <w:t xml:space="preserve"> (ej. gráficos de barras y líneas) a partir de las Tablas Dinámicas para visualizar tendencias rápidamente.</w:t>
       </w:r>
     </w:p>
     <w:p>
       <w:pPr>
-        <w:pStyle w:val="BodyText"/>
+        <w:pStyle w:val="Textoindependiente"/>
         <w:numPr>
           <w:ilvl w:val="1"/>
           <w:numId w:val="3"/>
         </w:numPr>
         <w:tabs>
-          <w:tab w:val="clear" w:pos="709"/>
-          <w:tab w:val="left" w:pos="1418" w:leader="none"/>
-        </w:tabs>
-        <w:bidi w:val="0"/>
-        <w:ind w:hanging="283" w:start="1418"/>
-        <w:jc w:val="start"/>
-        <w:rPr/>
-      </w:pPr>
-      <w:r>
-        <w:rPr/>
+          <w:tab w:val="left" w:pos="1418"/>
+        </w:tabs>
+      </w:pPr>
+      <w:r>
         <w:t xml:space="preserve">Se aplicó el </w:t>
       </w:r>
       <w:r>
@@ -563,46 +457,29 @@
         <w:t>Formato Condicional</w:t>
       </w:r>
       <w:r>
-        <w:rPr/>
         <w:t xml:space="preserve"> a las tablas del dashboard para resaltar alertas de rendimiento (ej. caídas de ventas por debajo de un umbral).</w:t>
       </w:r>
     </w:p>
     <w:p>
       <w:pPr>
-        <w:pStyle w:val="BodyText"/>
-        <w:bidi w:val="0"/>
-        <w:jc w:val="start"/>
-        <w:rPr/>
-      </w:pPr>
-      <w:r>
-        <w:rPr/>
-      </w:r>
-    </w:p>
-    <w:p>
-      <w:pPr>
-        <w:pStyle w:val="BodyText"/>
-        <w:bidi w:val="0"/>
-        <w:jc w:val="start"/>
-        <w:rPr/>
-      </w:pPr>
-      <w:r>
-        <w:rPr/>
-      </w:r>
-    </w:p>
-    <w:p>
-      <w:pPr>
-        <w:pStyle w:val="BodyText"/>
+        <w:pStyle w:val="Textoindependiente"/>
+      </w:pPr>
+    </w:p>
+    <w:p>
+      <w:pPr>
+        <w:pStyle w:val="Textoindependiente"/>
+      </w:pPr>
+    </w:p>
+    <w:p>
+      <w:pPr>
+        <w:pStyle w:val="Textoindependiente"/>
         <w:numPr>
           <w:ilvl w:val="0"/>
           <w:numId w:val="3"/>
         </w:numPr>
         <w:tabs>
-          <w:tab w:val="clear" w:pos="709"/>
-          <w:tab w:val="left" w:pos="709" w:leader="none"/>
-        </w:tabs>
-        <w:bidi w:val="0"/>
-        <w:ind w:hanging="283" w:start="709"/>
-        <w:jc w:val="start"/>
+          <w:tab w:val="left" w:pos="709"/>
+        </w:tabs>
         <w:rPr>
           <w:b/>
         </w:rPr>
@@ -616,22 +493,16 @@
     </w:p>
     <w:p>
       <w:pPr>
-        <w:pStyle w:val="BodyText"/>
+        <w:pStyle w:val="Textoindependiente"/>
         <w:numPr>
           <w:ilvl w:val="1"/>
           <w:numId w:val="3"/>
         </w:numPr>
         <w:tabs>
-          <w:tab w:val="clear" w:pos="709"/>
-          <w:tab w:val="left" w:pos="1418" w:leader="none"/>
-        </w:tabs>
-        <w:bidi w:val="0"/>
-        <w:ind w:hanging="283" w:start="1418"/>
-        <w:jc w:val="start"/>
-        <w:rPr/>
-      </w:pPr>
-      <w:r>
-        <w:rPr/>
+          <w:tab w:val="left" w:pos="1418"/>
+        </w:tabs>
+      </w:pPr>
+      <w:r>
         <w:t xml:space="preserve">Se integraron todos los gráficos, KPIs y segmentadores en una sola hoja de cálculo para crear un </w:t>
       </w:r>
       <w:r>
@@ -641,15 +512,12 @@
         <w:t>Panel de Control (Dashboard)</w:t>
       </w:r>
       <w:r>
-        <w:rPr/>
         <w:t xml:space="preserve"> interactivo, facilitando la toma de decisiones sin necesidad de manipular los datos crudos.</w:t>
       </w:r>
     </w:p>
     <w:p>
       <w:pPr>
-        <w:pStyle w:val="BodyText"/>
-        <w:bidi w:val="0"/>
-        <w:jc w:val="start"/>
+        <w:pStyle w:val="Textoindependiente"/>
         <w:rPr>
           <w:b/>
         </w:rPr>
@@ -663,19 +531,14 @@
     </w:p>
     <w:p>
       <w:pPr>
-        <w:pStyle w:val="BodyText"/>
+        <w:pStyle w:val="Textoindependiente"/>
         <w:numPr>
           <w:ilvl w:val="0"/>
           <w:numId w:val="4"/>
         </w:numPr>
         <w:tabs>
-          <w:tab w:val="clear" w:pos="709"/>
-          <w:tab w:val="left" w:pos="709" w:leader="none"/>
-        </w:tabs>
-        <w:bidi w:val="0"/>
-        <w:ind w:hanging="283" w:start="709"/>
-        <w:jc w:val="start"/>
-        <w:rPr/>
+          <w:tab w:val="left" w:pos="709"/>
+        </w:tabs>
       </w:pPr>
       <w:r>
         <w:rPr>
@@ -684,25 +547,19 @@
         <w:t>Hallazgo 1 (Expansión):</w:t>
       </w:r>
       <w:r>
-        <w:rPr/>
         <w:t xml:space="preserve"> La Región Metropolitana y Valparaíso concentran el 70% de la actividad, lo que indica que la estrategia de expansión debe priorizar la optimización de las sucursales existentes o la apertura de nuevos puntos en estas zonas.</w:t>
       </w:r>
     </w:p>
     <w:p>
       <w:pPr>
-        <w:pStyle w:val="BodyText"/>
+        <w:pStyle w:val="Textoindependiente"/>
         <w:numPr>
           <w:ilvl w:val="0"/>
           <w:numId w:val="4"/>
         </w:numPr>
         <w:tabs>
-          <w:tab w:val="clear" w:pos="709"/>
-          <w:tab w:val="left" w:pos="709" w:leader="none"/>
-        </w:tabs>
-        <w:bidi w:val="0"/>
-        <w:ind w:hanging="283" w:start="709"/>
-        <w:jc w:val="start"/>
-        <w:rPr/>
+          <w:tab w:val="left" w:pos="709"/>
+        </w:tabs>
       </w:pPr>
       <w:r>
         <w:rPr>
@@ -711,25 +568,19 @@
         <w:t>Hallazgo 2 (Rentabilidad):</w:t>
       </w:r>
       <w:r>
-        <w:rPr/>
         <w:t xml:space="preserve"> Los clientes que usan servicios de mantención preventiva arriendan bicicletas un 50% más a menudo.</w:t>
       </w:r>
     </w:p>
     <w:p>
       <w:pPr>
-        <w:pStyle w:val="BodyText"/>
+        <w:pStyle w:val="Textoindependiente"/>
         <w:numPr>
           <w:ilvl w:val="0"/>
           <w:numId w:val="4"/>
         </w:numPr>
         <w:tabs>
-          <w:tab w:val="clear" w:pos="709"/>
-          <w:tab w:val="left" w:pos="709" w:leader="none"/>
-        </w:tabs>
-        <w:bidi w:val="0"/>
-        <w:ind w:hanging="283" w:start="709"/>
-        <w:jc w:val="start"/>
-        <w:rPr/>
+          <w:tab w:val="left" w:pos="709"/>
+        </w:tabs>
       </w:pPr>
       <w:r>
         <w:rPr>
@@ -738,7 +589,6 @@
         <w:t>Implicación de Negocio:</w:t>
       </w:r>
       <w:r>
-        <w:rPr/>
         <w:t xml:space="preserve"> La gerencia puede ahora tomar la decisión estratégica de: </w:t>
       </w:r>
       <w:r>
@@ -748,7 +598,6 @@
         <w:t>a)</w:t>
       </w:r>
       <w:r>
-        <w:rPr/>
         <w:t xml:space="preserve"> Concentrar las inversiones de marketing en las regiones más rentables y </w:t>
       </w:r>
       <w:r>
@@ -758,15 +607,12 @@
         <w:t>b)</w:t>
       </w:r>
       <w:r>
-        <w:rPr/>
         <w:t xml:space="preserve"> Usar la segmentación de clientes para ofrecer promociones específicas de servicio preventivo, aumentando la fidelidad y la frecuencia de arriendo.</w:t>
       </w:r>
     </w:p>
     <w:p>
       <w:pPr>
-        <w:pStyle w:val="BodyText"/>
-        <w:bidi w:val="0"/>
-        <w:jc w:val="start"/>
+        <w:pStyle w:val="Textoindependiente"/>
         <w:rPr>
           <w:b/>
         </w:rPr>
@@ -780,82 +626,125 @@
     </w:p>
     <w:p>
       <w:pPr>
-        <w:pStyle w:val="BodyText"/>
+        <w:pStyle w:val="Textoindependiente"/>
         <w:numPr>
           <w:ilvl w:val="0"/>
           <w:numId w:val="5"/>
         </w:numPr>
         <w:tabs>
-          <w:tab w:val="clear" w:pos="709"/>
-          <w:tab w:val="left" w:pos="709" w:leader="none"/>
-        </w:tabs>
-        <w:bidi w:val="0"/>
-        <w:ind w:hanging="283" w:start="709"/>
-        <w:jc w:val="start"/>
-        <w:rPr/>
-      </w:pPr>
-      <w:r>
-        <w:rPr/>
-        <w:t>[Insertar una imagen de tu Dashboard de Excel que muestre un gráfico de ventas por región y un medidor de KPI.]</w:t>
-      </w:r>
-    </w:p>
-    <w:p>
-      <w:pPr>
-        <w:pStyle w:val="BodyText"/>
-        <w:numPr>
-          <w:ilvl w:val="0"/>
-          <w:numId w:val="5"/>
-        </w:numPr>
-        <w:tabs>
-          <w:tab w:val="clear" w:pos="709"/>
-          <w:tab w:val="left" w:pos="709" w:leader="none"/>
-        </w:tabs>
-        <w:bidi w:val="0"/>
-        <w:ind w:hanging="283" w:start="709"/>
-        <w:jc w:val="start"/>
-        <w:rPr/>
-      </w:pPr>
-      <w:r>
-        <w:rPr/>
-        <w:t>[Insertar una imagen de un gráfico de líneas que muestre la caída de arriendos en invierno.]</w:t>
-      </w:r>
-    </w:p>
-    <w:p>
-      <w:pPr>
-        <w:pStyle w:val="Normal"/>
-        <w:bidi w:val="0"/>
-        <w:jc w:val="start"/>
-        <w:rPr/>
-      </w:pPr>
-      <w:r>
-        <w:rPr/>
-      </w:r>
-    </w:p>
+          <w:tab w:val="left" w:pos="709"/>
+        </w:tabs>
+      </w:pPr>
+      <w:r>
+        <w:t>G</w:t>
+      </w:r>
+      <w:r>
+        <w:t>ráfico de líneas que muestr</w:t>
+      </w:r>
+      <w:r>
+        <w:t>a</w:t>
+      </w:r>
+      <w:r>
+        <w:t xml:space="preserve"> la caída de arriendos en invierno.</w:t>
+      </w:r>
+    </w:p>
+    <w:p>
+      <w:pPr>
+        <w:pStyle w:val="Textoindependiente"/>
+        <w:tabs>
+          <w:tab w:val="left" w:pos="709"/>
+        </w:tabs>
+      </w:pPr>
+      <w:r>
+        <w:rPr>
+          <w:rFonts w:ascii="Google Sans Text;sans-serif" w:hAnsi="Google Sans Text;sans-serif"/>
+          <w:noProof/>
+        </w:rPr>
+        <w:drawing>
+          <wp:inline distT="0" distB="0" distL="0" distR="0" wp14:anchorId="0EC2A94F" wp14:editId="649AC7C4">
+            <wp:extent cx="11744696" cy="4426305"/>
+            <wp:effectExtent l="0" t="0" r="0" b="0"/>
+            <wp:docPr id="2108607746" name="Imagen 2"/>
+            <wp:cNvGraphicFramePr>
+              <a:graphicFrameLocks xmlns:a="http://schemas.openxmlformats.org/drawingml/2006/main" noChangeAspect="1"/>
+            </wp:cNvGraphicFramePr>
+            <a:graphic xmlns:a="http://schemas.openxmlformats.org/drawingml/2006/main">
+              <a:graphicData uri="http://schemas.openxmlformats.org/drawingml/2006/picture">
+                <pic:pic xmlns:pic="http://schemas.openxmlformats.org/drawingml/2006/picture">
+                  <pic:nvPicPr>
+                    <pic:cNvPr id="0" name="Picture 2"/>
+                    <pic:cNvPicPr>
+                      <a:picLocks noChangeAspect="1" noChangeArrowheads="1"/>
+                    </pic:cNvPicPr>
+                  </pic:nvPicPr>
+                  <pic:blipFill>
+                    <a:blip r:embed="rId5">
+                      <a:extLst>
+                        <a:ext uri="{28A0092B-C50C-407E-A947-70E740481C1C}">
+                          <a14:useLocalDpi xmlns:a14="http://schemas.microsoft.com/office/drawing/2010/main" val="0"/>
+                        </a:ext>
+                      </a:extLst>
+                    </a:blip>
+                    <a:srcRect/>
+                    <a:stretch>
+                      <a:fillRect/>
+                    </a:stretch>
+                  </pic:blipFill>
+                  <pic:spPr bwMode="auto">
+                    <a:xfrm>
+                      <a:off x="0" y="0"/>
+                      <a:ext cx="11794228" cy="4444972"/>
+                    </a:xfrm>
+                    <a:prstGeom prst="rect">
+                      <a:avLst/>
+                    </a:prstGeom>
+                    <a:noFill/>
+                    <a:ln>
+                      <a:noFill/>
+                    </a:ln>
+                  </pic:spPr>
+                </pic:pic>
+              </a:graphicData>
+            </a:graphic>
+          </wp:inline>
+        </w:drawing>
+      </w:r>
+    </w:p>
+    <w:p>
+      <w:pPr>
+        <w:pStyle w:val="Textoindependiente"/>
+        <w:tabs>
+          <w:tab w:val="left" w:pos="709"/>
+        </w:tabs>
+      </w:pPr>
+    </w:p>
+    <w:p/>
     <w:sectPr>
-      <w:type w:val="nextPage"/>
       <w:pgSz w:w="12240" w:h="15840"/>
-      <w:pgMar w:left="1134" w:right="1134" w:gutter="0" w:header="0" w:top="1134" w:footer="0" w:bottom="1134"/>
-      <w:pgNumType w:fmt="decimal"/>
-      <w:formProt w:val="false"/>
-      <w:textDirection w:val="lrTb"/>
+      <w:pgMar w:top="1134" w:right="1134" w:bottom="1134" w:left="1134" w:header="0" w:footer="0" w:gutter="0"/>
+      <w:cols w:space="720"/>
+      <w:formProt w:val="0"/>
     </w:sectPr>
   </w:body>
 </w:document>
 </file>
 
 <file path=word/numbering.xml><?xml version="1.0" encoding="utf-8"?>
-<w:numbering xmlns:w="http://schemas.openxmlformats.org/wordprocessingml/2006/main" xmlns:o="urn:schemas-microsoft-com:office:office" xmlns:r="http://schemas.openxmlformats.org/officeDocument/2006/relationships" xmlns:v="urn:schemas-microsoft-com:vml" xmlns:mc="http://schemas.openxmlformats.org/markup-compatibility/2006" xmlns:w14="http://schemas.microsoft.com/office/word/2010/wordml" mc:Ignorable="w14">
-  <w:abstractNum w:abstractNumId="1">
+<w:numbering xmlns:wpc="http://schemas.microsoft.com/office/word/2010/wordprocessingCanvas" xmlns:cx="http://schemas.microsoft.com/office/drawing/2014/chartex" xmlns:cx1="http://schemas.microsoft.com/office/drawing/2015/9/8/chartex" xmlns:cx2="http://schemas.microsoft.com/office/drawing/2015/10/21/chartex" xmlns:cx3="http://schemas.microsoft.com/office/drawing/2016/5/9/chartex" xmlns:cx4="http://schemas.microsoft.com/office/drawing/2016/5/10/chartex" xmlns:cx5="http://schemas.microsoft.com/office/drawing/2016/5/11/chartex" xmlns:cx6="http://schemas.microsoft.com/office/drawing/2016/5/12/chartex" xmlns:cx7="http://schemas.microsoft.com/office/drawing/2016/5/13/chartex" xmlns:cx8="http://schemas.microsoft.com/office/drawing/2016/5/14/chartex" xmlns:mc="http://schemas.openxmlformats.org/markup-compatibility/2006" xmlns:aink="http://schemas.microsoft.com/office/drawing/2016/ink" xmlns:am3d="http://schemas.microsoft.com/office/drawing/2017/model3d" xmlns:o="urn:schemas-microsoft-com:office:office" xmlns:oel="http://schemas.microsoft.com/office/2019/extlst" xmlns:r="http://schemas.openxmlformats.org/officeDocument/2006/relationships" xmlns:m="http://schemas.openxmlformats.org/officeDocument/2006/math" xmlns:v="urn:schemas-microsoft-com:vml" xmlns:wp14="http://schemas.microsoft.com/office/word/2010/wordprocessingDrawing" xmlns:wp="http://schemas.openxmlformats.org/drawingml/2006/wordprocessingDrawing" xmlns:w10="urn:schemas-microsoft-com:office:word" xmlns:w="http://schemas.openxmlformats.org/wordprocessingml/2006/main" xmlns:w14="http://schemas.microsoft.com/office/word/2010/wordml" xmlns:w15="http://schemas.microsoft.com/office/word/2012/wordml" xmlns:w16cex="http://schemas.microsoft.com/office/word/2018/wordml/cex" xmlns:w16cid="http://schemas.microsoft.com/office/word/2016/wordml/cid" xmlns:w16="http://schemas.microsoft.com/office/word/2018/wordml" xmlns:w16du="http://schemas.microsoft.com/office/word/2023/wordml/word16du" xmlns:w16sdtdh="http://schemas.microsoft.com/office/word/2020/wordml/sdtdatahash" xmlns:w16sdtfl="http://schemas.microsoft.com/office/word/2024/wordml/sdtformatlock" xmlns:w16se="http://schemas.microsoft.com/office/word/2015/wordml/symex" xmlns:wpg="http://schemas.microsoft.com/office/word/2010/wordprocessingGroup" xmlns:wpi="http://schemas.microsoft.com/office/word/2010/wordprocessingInk" xmlns:wne="http://schemas.microsoft.com/office/word/2006/wordml" xmlns:wps="http://schemas.microsoft.com/office/word/2010/wordprocessingShape" mc:Ignorable="w14 w15 w16se w16cid w16 w16cex w16sdtdh w16sdtfl w16du wp14">
+  <w:abstractNum w:abstractNumId="0" w15:restartNumberingAfterBreak="0">
+    <w:nsid w:val="01A40CC3"/>
+    <w:multiLevelType w:val="multilevel"/>
+    <w:tmpl w:val="B0008780"/>
     <w:lvl w:ilvl="0">
       <w:start w:val="1"/>
       <w:numFmt w:val="bullet"/>
       <w:lvlText w:val=""/>
-      <w:lvlJc w:val="start"/>
+      <w:lvlJc w:val="left"/>
       <w:pPr>
         <w:tabs>
           <w:tab w:val="num" w:pos="709"/>
         </w:tabs>
-        <w:ind w:start="709" w:hanging="283"/>
+        <w:ind w:left="709" w:hanging="283"/>
       </w:pPr>
       <w:rPr>
         <w:rFonts w:ascii="Symbol" w:hAnsi="Symbol" w:cs="Symbol" w:hint="default"/>
@@ -865,12 +754,12 @@
       <w:start w:val="1"/>
       <w:numFmt w:val="bullet"/>
       <w:lvlText w:val=""/>
-      <w:lvlJc w:val="start"/>
+      <w:lvlJc w:val="left"/>
       <w:pPr>
         <w:tabs>
           <w:tab w:val="num" w:pos="1418"/>
         </w:tabs>
-        <w:ind w:start="1418" w:hanging="283"/>
+        <w:ind w:left="1418" w:hanging="283"/>
       </w:pPr>
       <w:rPr>
         <w:rFonts w:ascii="Symbol" w:hAnsi="Symbol" w:cs="Symbol" w:hint="default"/>
@@ -880,12 +769,12 @@
       <w:start w:val="1"/>
       <w:numFmt w:val="bullet"/>
       <w:lvlText w:val=""/>
-      <w:lvlJc w:val="start"/>
+      <w:lvlJc w:val="left"/>
       <w:pPr>
         <w:tabs>
           <w:tab w:val="num" w:pos="2127"/>
         </w:tabs>
-        <w:ind w:start="2127" w:hanging="283"/>
+        <w:ind w:left="2127" w:hanging="283"/>
       </w:pPr>
       <w:rPr>
         <w:rFonts w:ascii="Symbol" w:hAnsi="Symbol" w:cs="Symbol" w:hint="default"/>
@@ -895,12 +784,12 @@
       <w:start w:val="1"/>
       <w:numFmt w:val="bullet"/>
       <w:lvlText w:val=""/>
-      <w:lvlJc w:val="start"/>
+      <w:lvlJc w:val="left"/>
       <w:pPr>
         <w:tabs>
           <w:tab w:val="num" w:pos="2836"/>
         </w:tabs>
-        <w:ind w:start="2836" w:hanging="283"/>
+        <w:ind w:left="2836" w:hanging="283"/>
       </w:pPr>
       <w:rPr>
         <w:rFonts w:ascii="Symbol" w:hAnsi="Symbol" w:cs="Symbol" w:hint="default"/>
@@ -910,12 +799,12 @@
       <w:start w:val="1"/>
       <w:numFmt w:val="bullet"/>
       <w:lvlText w:val=""/>
-      <w:lvlJc w:val="start"/>
+      <w:lvlJc w:val="left"/>
       <w:pPr>
         <w:tabs>
           <w:tab w:val="num" w:pos="3545"/>
         </w:tabs>
-        <w:ind w:start="3545" w:hanging="283"/>
+        <w:ind w:left="3545" w:hanging="283"/>
       </w:pPr>
       <w:rPr>
         <w:rFonts w:ascii="Symbol" w:hAnsi="Symbol" w:cs="Symbol" w:hint="default"/>
@@ -925,12 +814,12 @@
       <w:start w:val="1"/>
       <w:numFmt w:val="bullet"/>
       <w:lvlText w:val=""/>
-      <w:lvlJc w:val="start"/>
+      <w:lvlJc w:val="left"/>
       <w:pPr>
         <w:tabs>
           <w:tab w:val="num" w:pos="4254"/>
         </w:tabs>
-        <w:ind w:start="4254" w:hanging="283"/>
+        <w:ind w:left="4254" w:hanging="283"/>
       </w:pPr>
       <w:rPr>
         <w:rFonts w:ascii="Symbol" w:hAnsi="Symbol" w:cs="Symbol" w:hint="default"/>
@@ -940,12 +829,12 @@
       <w:start w:val="1"/>
       <w:numFmt w:val="bullet"/>
       <w:lvlText w:val=""/>
-      <w:lvlJc w:val="start"/>
+      <w:lvlJc w:val="left"/>
       <w:pPr>
         <w:tabs>
           <w:tab w:val="num" w:pos="4963"/>
         </w:tabs>
-        <w:ind w:start="4963" w:hanging="283"/>
+        <w:ind w:left="4963" w:hanging="283"/>
       </w:pPr>
       <w:rPr>
         <w:rFonts w:ascii="Symbol" w:hAnsi="Symbol" w:cs="Symbol" w:hint="default"/>
@@ -955,12 +844,12 @@
       <w:start w:val="1"/>
       <w:numFmt w:val="bullet"/>
       <w:lvlText w:val=""/>
-      <w:lvlJc w:val="start"/>
+      <w:lvlJc w:val="left"/>
       <w:pPr>
         <w:tabs>
           <w:tab w:val="num" w:pos="5672"/>
         </w:tabs>
-        <w:ind w:start="5672" w:hanging="283"/>
+        <w:ind w:left="5672" w:hanging="283"/>
       </w:pPr>
       <w:rPr>
         <w:rFonts w:ascii="Symbol" w:hAnsi="Symbol" w:cs="Symbol" w:hint="default"/>
@@ -970,29 +859,32 @@
       <w:start w:val="1"/>
       <w:numFmt w:val="bullet"/>
       <w:lvlText w:val=""/>
-      <w:lvlJc w:val="start"/>
+      <w:lvlJc w:val="left"/>
       <w:pPr>
         <w:tabs>
           <w:tab w:val="num" w:pos="6381"/>
         </w:tabs>
-        <w:ind w:start="6381" w:hanging="283"/>
+        <w:ind w:left="6381" w:hanging="283"/>
       </w:pPr>
       <w:rPr>
         <w:rFonts w:ascii="Symbol" w:hAnsi="Symbol" w:cs="Symbol" w:hint="default"/>
       </w:rPr>
     </w:lvl>
   </w:abstractNum>
-  <w:abstractNum w:abstractNumId="2">
+  <w:abstractNum w:abstractNumId="1" w15:restartNumberingAfterBreak="0">
+    <w:nsid w:val="45592EA5"/>
+    <w:multiLevelType w:val="multilevel"/>
+    <w:tmpl w:val="409AE25A"/>
     <w:lvl w:ilvl="0">
       <w:start w:val="1"/>
       <w:numFmt w:val="bullet"/>
       <w:lvlText w:val=""/>
-      <w:lvlJc w:val="start"/>
+      <w:lvlJc w:val="left"/>
       <w:pPr>
         <w:tabs>
           <w:tab w:val="num" w:pos="709"/>
         </w:tabs>
-        <w:ind w:start="709" w:hanging="283"/>
+        <w:ind w:left="709" w:hanging="283"/>
       </w:pPr>
       <w:rPr>
         <w:rFonts w:ascii="Symbol" w:hAnsi="Symbol" w:cs="Symbol" w:hint="default"/>
@@ -1002,12 +894,12 @@
       <w:start w:val="1"/>
       <w:numFmt w:val="bullet"/>
       <w:lvlText w:val=""/>
-      <w:lvlJc w:val="start"/>
+      <w:lvlJc w:val="left"/>
       <w:pPr>
         <w:tabs>
           <w:tab w:val="num" w:pos="1418"/>
         </w:tabs>
-        <w:ind w:start="1418" w:hanging="283"/>
+        <w:ind w:left="1418" w:hanging="283"/>
       </w:pPr>
       <w:rPr>
         <w:rFonts w:ascii="Symbol" w:hAnsi="Symbol" w:cs="Symbol" w:hint="default"/>
@@ -1017,12 +909,12 @@
       <w:start w:val="1"/>
       <w:numFmt w:val="bullet"/>
       <w:lvlText w:val=""/>
-      <w:lvlJc w:val="start"/>
+      <w:lvlJc w:val="left"/>
       <w:pPr>
         <w:tabs>
           <w:tab w:val="num" w:pos="2127"/>
         </w:tabs>
-        <w:ind w:start="2127" w:hanging="283"/>
+        <w:ind w:left="2127" w:hanging="283"/>
       </w:pPr>
       <w:rPr>
         <w:rFonts w:ascii="Symbol" w:hAnsi="Symbol" w:cs="Symbol" w:hint="default"/>
@@ -1032,12 +924,12 @@
       <w:start w:val="1"/>
       <w:numFmt w:val="bullet"/>
       <w:lvlText w:val=""/>
-      <w:lvlJc w:val="start"/>
+      <w:lvlJc w:val="left"/>
       <w:pPr>
         <w:tabs>
           <w:tab w:val="num" w:pos="2836"/>
         </w:tabs>
-        <w:ind w:start="2836" w:hanging="283"/>
+        <w:ind w:left="2836" w:hanging="283"/>
       </w:pPr>
       <w:rPr>
         <w:rFonts w:ascii="Symbol" w:hAnsi="Symbol" w:cs="Symbol" w:hint="default"/>
@@ -1047,12 +939,12 @@
       <w:start w:val="1"/>
       <w:numFmt w:val="bullet"/>
       <w:lvlText w:val=""/>
-      <w:lvlJc w:val="start"/>
+      <w:lvlJc w:val="left"/>
       <w:pPr>
         <w:tabs>
           <w:tab w:val="num" w:pos="3545"/>
         </w:tabs>
-        <w:ind w:start="3545" w:hanging="283"/>
+        <w:ind w:left="3545" w:hanging="283"/>
       </w:pPr>
       <w:rPr>
         <w:rFonts w:ascii="Symbol" w:hAnsi="Symbol" w:cs="Symbol" w:hint="default"/>
@@ -1062,12 +954,12 @@
       <w:start w:val="1"/>
       <w:numFmt w:val="bullet"/>
       <w:lvlText w:val=""/>
-      <w:lvlJc w:val="start"/>
+      <w:lvlJc w:val="left"/>
       <w:pPr>
         <w:tabs>
           <w:tab w:val="num" w:pos="4254"/>
         </w:tabs>
-        <w:ind w:start="4254" w:hanging="283"/>
+        <w:ind w:left="4254" w:hanging="283"/>
       </w:pPr>
       <w:rPr>
         <w:rFonts w:ascii="Symbol" w:hAnsi="Symbol" w:cs="Symbol" w:hint="default"/>
@@ -1077,12 +969,12 @@
       <w:start w:val="1"/>
       <w:numFmt w:val="bullet"/>
       <w:lvlText w:val=""/>
-      <w:lvlJc w:val="start"/>
+      <w:lvlJc w:val="left"/>
       <w:pPr>
         <w:tabs>
           <w:tab w:val="num" w:pos="4963"/>
         </w:tabs>
-        <w:ind w:start="4963" w:hanging="283"/>
+        <w:ind w:left="4963" w:hanging="283"/>
       </w:pPr>
       <w:rPr>
         <w:rFonts w:ascii="Symbol" w:hAnsi="Symbol" w:cs="Symbol" w:hint="default"/>
@@ -1092,12 +984,12 @@
       <w:start w:val="1"/>
       <w:numFmt w:val="bullet"/>
       <w:lvlText w:val=""/>
-      <w:lvlJc w:val="start"/>
+      <w:lvlJc w:val="left"/>
       <w:pPr>
         <w:tabs>
           <w:tab w:val="num" w:pos="5672"/>
         </w:tabs>
-        <w:ind w:start="5672" w:hanging="283"/>
+        <w:ind w:left="5672" w:hanging="283"/>
       </w:pPr>
       <w:rPr>
         <w:rFonts w:ascii="Symbol" w:hAnsi="Symbol" w:cs="Symbol" w:hint="default"/>
@@ -1107,42 +999,47 @@
       <w:start w:val="1"/>
       <w:numFmt w:val="bullet"/>
       <w:lvlText w:val=""/>
-      <w:lvlJc w:val="start"/>
+      <w:lvlJc w:val="left"/>
       <w:pPr>
         <w:tabs>
           <w:tab w:val="num" w:pos="6381"/>
         </w:tabs>
-        <w:ind w:start="6381" w:hanging="283"/>
+        <w:ind w:left="6381" w:hanging="283"/>
       </w:pPr>
       <w:rPr>
         <w:rFonts w:ascii="Symbol" w:hAnsi="Symbol" w:cs="Symbol" w:hint="default"/>
       </w:rPr>
     </w:lvl>
   </w:abstractNum>
-  <w:abstractNum w:abstractNumId="3">
+  <w:abstractNum w:abstractNumId="2" w15:restartNumberingAfterBreak="0">
+    <w:nsid w:val="4B9547F3"/>
+    <w:multiLevelType w:val="multilevel"/>
+    <w:tmpl w:val="461AC892"/>
     <w:lvl w:ilvl="0">
       <w:start w:val="1"/>
-      <w:numFmt w:val="decimal"/>
-      <w:lvlText w:val="%1."/>
-      <w:lvlJc w:val="start"/>
+      <w:numFmt w:val="bullet"/>
+      <w:lvlText w:val=""/>
+      <w:lvlJc w:val="left"/>
       <w:pPr>
         <w:tabs>
           <w:tab w:val="num" w:pos="709"/>
         </w:tabs>
-        <w:ind w:start="709" w:hanging="283"/>
-      </w:pPr>
-      <w:rPr/>
+        <w:ind w:left="709" w:hanging="283"/>
+      </w:pPr>
+      <w:rPr>
+        <w:rFonts w:ascii="Symbol" w:hAnsi="Symbol" w:cs="Symbol" w:hint="default"/>
+      </w:rPr>
     </w:lvl>
     <w:lvl w:ilvl="1">
       <w:start w:val="1"/>
       <w:numFmt w:val="bullet"/>
       <w:lvlText w:val=""/>
-      <w:lvlJc w:val="start"/>
+      <w:lvlJc w:val="left"/>
       <w:pPr>
         <w:tabs>
           <w:tab w:val="num" w:pos="1418"/>
         </w:tabs>
-        <w:ind w:start="1418" w:hanging="283"/>
+        <w:ind w:left="1418" w:hanging="283"/>
       </w:pPr>
       <w:rPr>
         <w:rFonts w:ascii="Symbol" w:hAnsi="Symbol" w:cs="Symbol" w:hint="default"/>
@@ -1152,12 +1049,12 @@
       <w:start w:val="1"/>
       <w:numFmt w:val="bullet"/>
       <w:lvlText w:val=""/>
-      <w:lvlJc w:val="start"/>
+      <w:lvlJc w:val="left"/>
       <w:pPr>
         <w:tabs>
           <w:tab w:val="num" w:pos="2127"/>
         </w:tabs>
-        <w:ind w:start="2127" w:hanging="283"/>
+        <w:ind w:left="2127" w:hanging="283"/>
       </w:pPr>
       <w:rPr>
         <w:rFonts w:ascii="Symbol" w:hAnsi="Symbol" w:cs="Symbol" w:hint="default"/>
@@ -1167,12 +1064,12 @@
       <w:start w:val="1"/>
       <w:numFmt w:val="bullet"/>
       <w:lvlText w:val=""/>
-      <w:lvlJc w:val="start"/>
+      <w:lvlJc w:val="left"/>
       <w:pPr>
         <w:tabs>
           <w:tab w:val="num" w:pos="2836"/>
         </w:tabs>
-        <w:ind w:start="2836" w:hanging="283"/>
+        <w:ind w:left="2836" w:hanging="283"/>
       </w:pPr>
       <w:rPr>
         <w:rFonts w:ascii="Symbol" w:hAnsi="Symbol" w:cs="Symbol" w:hint="default"/>
@@ -1182,12 +1079,12 @@
       <w:start w:val="1"/>
       <w:numFmt w:val="bullet"/>
       <w:lvlText w:val=""/>
-      <w:lvlJc w:val="start"/>
+      <w:lvlJc w:val="left"/>
       <w:pPr>
         <w:tabs>
           <w:tab w:val="num" w:pos="3545"/>
         </w:tabs>
-        <w:ind w:start="3545" w:hanging="283"/>
+        <w:ind w:left="3545" w:hanging="283"/>
       </w:pPr>
       <w:rPr>
         <w:rFonts w:ascii="Symbol" w:hAnsi="Symbol" w:cs="Symbol" w:hint="default"/>
@@ -1197,12 +1094,12 @@
       <w:start w:val="1"/>
       <w:numFmt w:val="bullet"/>
       <w:lvlText w:val=""/>
-      <w:lvlJc w:val="start"/>
+      <w:lvlJc w:val="left"/>
       <w:pPr>
         <w:tabs>
           <w:tab w:val="num" w:pos="4254"/>
         </w:tabs>
-        <w:ind w:start="4254" w:hanging="283"/>
+        <w:ind w:left="4254" w:hanging="283"/>
       </w:pPr>
       <w:rPr>
         <w:rFonts w:ascii="Symbol" w:hAnsi="Symbol" w:cs="Symbol" w:hint="default"/>
@@ -1212,12 +1109,12 @@
       <w:start w:val="1"/>
       <w:numFmt w:val="bullet"/>
       <w:lvlText w:val=""/>
-      <w:lvlJc w:val="start"/>
+      <w:lvlJc w:val="left"/>
       <w:pPr>
         <w:tabs>
           <w:tab w:val="num" w:pos="4963"/>
         </w:tabs>
-        <w:ind w:start="4963" w:hanging="283"/>
+        <w:ind w:left="4963" w:hanging="283"/>
       </w:pPr>
       <w:rPr>
         <w:rFonts w:ascii="Symbol" w:hAnsi="Symbol" w:cs="Symbol" w:hint="default"/>
@@ -1227,12 +1124,12 @@
       <w:start w:val="1"/>
       <w:numFmt w:val="bullet"/>
       <w:lvlText w:val=""/>
-      <w:lvlJc w:val="start"/>
+      <w:lvlJc w:val="left"/>
       <w:pPr>
         <w:tabs>
           <w:tab w:val="num" w:pos="5672"/>
         </w:tabs>
-        <w:ind w:start="5672" w:hanging="283"/>
+        <w:ind w:left="5672" w:hanging="283"/>
       </w:pPr>
       <w:rPr>
         <w:rFonts w:ascii="Symbol" w:hAnsi="Symbol" w:cs="Symbol" w:hint="default"/>
@@ -1242,304 +1139,33 @@
       <w:start w:val="1"/>
       <w:numFmt w:val="bullet"/>
       <w:lvlText w:val=""/>
-      <w:lvlJc w:val="start"/>
+      <w:lvlJc w:val="left"/>
       <w:pPr>
         <w:tabs>
           <w:tab w:val="num" w:pos="6381"/>
         </w:tabs>
-        <w:ind w:start="6381" w:hanging="283"/>
+        <w:ind w:left="6381" w:hanging="283"/>
       </w:pPr>
       <w:rPr>
         <w:rFonts w:ascii="Symbol" w:hAnsi="Symbol" w:cs="Symbol" w:hint="default"/>
       </w:rPr>
     </w:lvl>
   </w:abstractNum>
-  <w:abstractNum w:abstractNumId="4">
-    <w:lvl w:ilvl="0">
-      <w:start w:val="1"/>
-      <w:numFmt w:val="bullet"/>
-      <w:lvlText w:val=""/>
-      <w:lvlJc w:val="start"/>
-      <w:pPr>
-        <w:tabs>
-          <w:tab w:val="num" w:pos="709"/>
-        </w:tabs>
-        <w:ind w:start="709" w:hanging="283"/>
-      </w:pPr>
-      <w:rPr>
-        <w:rFonts w:ascii="Symbol" w:hAnsi="Symbol" w:cs="Symbol" w:hint="default"/>
-      </w:rPr>
-    </w:lvl>
-    <w:lvl w:ilvl="1">
-      <w:start w:val="1"/>
-      <w:numFmt w:val="bullet"/>
-      <w:lvlText w:val=""/>
-      <w:lvlJc w:val="start"/>
-      <w:pPr>
-        <w:tabs>
-          <w:tab w:val="num" w:pos="1418"/>
-        </w:tabs>
-        <w:ind w:start="1418" w:hanging="283"/>
-      </w:pPr>
-      <w:rPr>
-        <w:rFonts w:ascii="Symbol" w:hAnsi="Symbol" w:cs="Symbol" w:hint="default"/>
-      </w:rPr>
-    </w:lvl>
-    <w:lvl w:ilvl="2">
-      <w:start w:val="1"/>
-      <w:numFmt w:val="bullet"/>
-      <w:lvlText w:val=""/>
-      <w:lvlJc w:val="start"/>
-      <w:pPr>
-        <w:tabs>
-          <w:tab w:val="num" w:pos="2127"/>
-        </w:tabs>
-        <w:ind w:start="2127" w:hanging="283"/>
-      </w:pPr>
-      <w:rPr>
-        <w:rFonts w:ascii="Symbol" w:hAnsi="Symbol" w:cs="Symbol" w:hint="default"/>
-      </w:rPr>
-    </w:lvl>
-    <w:lvl w:ilvl="3">
-      <w:start w:val="1"/>
-      <w:numFmt w:val="bullet"/>
-      <w:lvlText w:val=""/>
-      <w:lvlJc w:val="start"/>
-      <w:pPr>
-        <w:tabs>
-          <w:tab w:val="num" w:pos="2836"/>
-        </w:tabs>
-        <w:ind w:start="2836" w:hanging="283"/>
-      </w:pPr>
-      <w:rPr>
-        <w:rFonts w:ascii="Symbol" w:hAnsi="Symbol" w:cs="Symbol" w:hint="default"/>
-      </w:rPr>
-    </w:lvl>
-    <w:lvl w:ilvl="4">
-      <w:start w:val="1"/>
-      <w:numFmt w:val="bullet"/>
-      <w:lvlText w:val=""/>
-      <w:lvlJc w:val="start"/>
-      <w:pPr>
-        <w:tabs>
-          <w:tab w:val="num" w:pos="3545"/>
-        </w:tabs>
-        <w:ind w:start="3545" w:hanging="283"/>
-      </w:pPr>
-      <w:rPr>
-        <w:rFonts w:ascii="Symbol" w:hAnsi="Symbol" w:cs="Symbol" w:hint="default"/>
-      </w:rPr>
-    </w:lvl>
-    <w:lvl w:ilvl="5">
-      <w:start w:val="1"/>
-      <w:numFmt w:val="bullet"/>
-      <w:lvlText w:val=""/>
-      <w:lvlJc w:val="start"/>
-      <w:pPr>
-        <w:tabs>
-          <w:tab w:val="num" w:pos="4254"/>
-        </w:tabs>
-        <w:ind w:start="4254" w:hanging="283"/>
-      </w:pPr>
-      <w:rPr>
-        <w:rFonts w:ascii="Symbol" w:hAnsi="Symbol" w:cs="Symbol" w:hint="default"/>
-      </w:rPr>
-    </w:lvl>
-    <w:lvl w:ilvl="6">
-      <w:start w:val="1"/>
-      <w:numFmt w:val="bullet"/>
-      <w:lvlText w:val=""/>
-      <w:lvlJc w:val="start"/>
-      <w:pPr>
-        <w:tabs>
-          <w:tab w:val="num" w:pos="4963"/>
-        </w:tabs>
-        <w:ind w:start="4963" w:hanging="283"/>
-      </w:pPr>
-      <w:rPr>
-        <w:rFonts w:ascii="Symbol" w:hAnsi="Symbol" w:cs="Symbol" w:hint="default"/>
-      </w:rPr>
-    </w:lvl>
-    <w:lvl w:ilvl="7">
-      <w:start w:val="1"/>
-      <w:numFmt w:val="bullet"/>
-      <w:lvlText w:val=""/>
-      <w:lvlJc w:val="start"/>
-      <w:pPr>
-        <w:tabs>
-          <w:tab w:val="num" w:pos="5672"/>
-        </w:tabs>
-        <w:ind w:start="5672" w:hanging="283"/>
-      </w:pPr>
-      <w:rPr>
-        <w:rFonts w:ascii="Symbol" w:hAnsi="Symbol" w:cs="Symbol" w:hint="default"/>
-      </w:rPr>
-    </w:lvl>
-    <w:lvl w:ilvl="8">
-      <w:start w:val="1"/>
-      <w:numFmt w:val="bullet"/>
-      <w:lvlText w:val=""/>
-      <w:lvlJc w:val="start"/>
-      <w:pPr>
-        <w:tabs>
-          <w:tab w:val="num" w:pos="6381"/>
-        </w:tabs>
-        <w:ind w:start="6381" w:hanging="283"/>
-      </w:pPr>
-      <w:rPr>
-        <w:rFonts w:ascii="Symbol" w:hAnsi="Symbol" w:cs="Symbol" w:hint="default"/>
-      </w:rPr>
-    </w:lvl>
-  </w:abstractNum>
-  <w:abstractNum w:abstractNumId="5">
-    <w:lvl w:ilvl="0">
-      <w:start w:val="1"/>
-      <w:numFmt w:val="bullet"/>
-      <w:lvlText w:val=""/>
-      <w:lvlJc w:val="start"/>
-      <w:pPr>
-        <w:tabs>
-          <w:tab w:val="num" w:pos="709"/>
-        </w:tabs>
-        <w:ind w:start="709" w:hanging="283"/>
-      </w:pPr>
-      <w:rPr>
-        <w:rFonts w:ascii="Symbol" w:hAnsi="Symbol" w:cs="Symbol" w:hint="default"/>
-      </w:rPr>
-    </w:lvl>
-    <w:lvl w:ilvl="1">
-      <w:start w:val="1"/>
-      <w:numFmt w:val="bullet"/>
-      <w:lvlText w:val=""/>
-      <w:lvlJc w:val="start"/>
-      <w:pPr>
-        <w:tabs>
-          <w:tab w:val="num" w:pos="1418"/>
-        </w:tabs>
-        <w:ind w:start="1418" w:hanging="283"/>
-      </w:pPr>
-      <w:rPr>
-        <w:rFonts w:ascii="Symbol" w:hAnsi="Symbol" w:cs="Symbol" w:hint="default"/>
-      </w:rPr>
-    </w:lvl>
-    <w:lvl w:ilvl="2">
-      <w:start w:val="1"/>
-      <w:numFmt w:val="bullet"/>
-      <w:lvlText w:val=""/>
-      <w:lvlJc w:val="start"/>
-      <w:pPr>
-        <w:tabs>
-          <w:tab w:val="num" w:pos="2127"/>
-        </w:tabs>
-        <w:ind w:start="2127" w:hanging="283"/>
-      </w:pPr>
-      <w:rPr>
-        <w:rFonts w:ascii="Symbol" w:hAnsi="Symbol" w:cs="Symbol" w:hint="default"/>
-      </w:rPr>
-    </w:lvl>
-    <w:lvl w:ilvl="3">
-      <w:start w:val="1"/>
-      <w:numFmt w:val="bullet"/>
-      <w:lvlText w:val=""/>
-      <w:lvlJc w:val="start"/>
-      <w:pPr>
-        <w:tabs>
-          <w:tab w:val="num" w:pos="2836"/>
-        </w:tabs>
-        <w:ind w:start="2836" w:hanging="283"/>
-      </w:pPr>
-      <w:rPr>
-        <w:rFonts w:ascii="Symbol" w:hAnsi="Symbol" w:cs="Symbol" w:hint="default"/>
-      </w:rPr>
-    </w:lvl>
-    <w:lvl w:ilvl="4">
-      <w:start w:val="1"/>
-      <w:numFmt w:val="bullet"/>
-      <w:lvlText w:val=""/>
-      <w:lvlJc w:val="start"/>
-      <w:pPr>
-        <w:tabs>
-          <w:tab w:val="num" w:pos="3545"/>
-        </w:tabs>
-        <w:ind w:start="3545" w:hanging="283"/>
-      </w:pPr>
-      <w:rPr>
-        <w:rFonts w:ascii="Symbol" w:hAnsi="Symbol" w:cs="Symbol" w:hint="default"/>
-      </w:rPr>
-    </w:lvl>
-    <w:lvl w:ilvl="5">
-      <w:start w:val="1"/>
-      <w:numFmt w:val="bullet"/>
-      <w:lvlText w:val=""/>
-      <w:lvlJc w:val="start"/>
-      <w:pPr>
-        <w:tabs>
-          <w:tab w:val="num" w:pos="4254"/>
-        </w:tabs>
-        <w:ind w:start="4254" w:hanging="283"/>
-      </w:pPr>
-      <w:rPr>
-        <w:rFonts w:ascii="Symbol" w:hAnsi="Symbol" w:cs="Symbol" w:hint="default"/>
-      </w:rPr>
-    </w:lvl>
-    <w:lvl w:ilvl="6">
-      <w:start w:val="1"/>
-      <w:numFmt w:val="bullet"/>
-      <w:lvlText w:val=""/>
-      <w:lvlJc w:val="start"/>
-      <w:pPr>
-        <w:tabs>
-          <w:tab w:val="num" w:pos="4963"/>
-        </w:tabs>
-        <w:ind w:start="4963" w:hanging="283"/>
-      </w:pPr>
-      <w:rPr>
-        <w:rFonts w:ascii="Symbol" w:hAnsi="Symbol" w:cs="Symbol" w:hint="default"/>
-      </w:rPr>
-    </w:lvl>
-    <w:lvl w:ilvl="7">
-      <w:start w:val="1"/>
-      <w:numFmt w:val="bullet"/>
-      <w:lvlText w:val=""/>
-      <w:lvlJc w:val="start"/>
-      <w:pPr>
-        <w:tabs>
-          <w:tab w:val="num" w:pos="5672"/>
-        </w:tabs>
-        <w:ind w:start="5672" w:hanging="283"/>
-      </w:pPr>
-      <w:rPr>
-        <w:rFonts w:ascii="Symbol" w:hAnsi="Symbol" w:cs="Symbol" w:hint="default"/>
-      </w:rPr>
-    </w:lvl>
-    <w:lvl w:ilvl="8">
-      <w:start w:val="1"/>
-      <w:numFmt w:val="bullet"/>
-      <w:lvlText w:val=""/>
-      <w:lvlJc w:val="start"/>
-      <w:pPr>
-        <w:tabs>
-          <w:tab w:val="num" w:pos="6381"/>
-        </w:tabs>
-        <w:ind w:start="6381" w:hanging="283"/>
-      </w:pPr>
-      <w:rPr>
-        <w:rFonts w:ascii="Symbol" w:hAnsi="Symbol" w:cs="Symbol" w:hint="default"/>
-      </w:rPr>
-    </w:lvl>
-  </w:abstractNum>
-  <w:abstractNum w:abstractNumId="6">
+  <w:abstractNum w:abstractNumId="3" w15:restartNumberingAfterBreak="0">
+    <w:nsid w:val="57605087"/>
+    <w:multiLevelType w:val="multilevel"/>
+    <w:tmpl w:val="3E2805F2"/>
     <w:lvl w:ilvl="0">
       <w:start w:val="1"/>
       <w:numFmt w:val="none"/>
       <w:suff w:val="nothing"/>
       <w:lvlText w:val=""/>
-      <w:lvlJc w:val="start"/>
+      <w:lvlJc w:val="left"/>
       <w:pPr>
         <w:tabs>
           <w:tab w:val="num" w:pos="0"/>
         </w:tabs>
-        <w:ind w:start="0" w:hanging="0"/>
+        <w:ind w:left="0" w:firstLine="0"/>
       </w:pPr>
     </w:lvl>
     <w:lvl w:ilvl="1">
@@ -1547,12 +1173,12 @@
       <w:numFmt w:val="none"/>
       <w:suff w:val="nothing"/>
       <w:lvlText w:val=""/>
-      <w:lvlJc w:val="start"/>
+      <w:lvlJc w:val="left"/>
       <w:pPr>
         <w:tabs>
           <w:tab w:val="num" w:pos="0"/>
         </w:tabs>
-        <w:ind w:start="0" w:hanging="0"/>
+        <w:ind w:left="0" w:firstLine="0"/>
       </w:pPr>
     </w:lvl>
     <w:lvl w:ilvl="2">
@@ -1560,12 +1186,12 @@
       <w:numFmt w:val="none"/>
       <w:suff w:val="nothing"/>
       <w:lvlText w:val=""/>
-      <w:lvlJc w:val="start"/>
+      <w:lvlJc w:val="left"/>
       <w:pPr>
         <w:tabs>
           <w:tab w:val="num" w:pos="0"/>
         </w:tabs>
-        <w:ind w:start="0" w:hanging="0"/>
+        <w:ind w:left="0" w:firstLine="0"/>
       </w:pPr>
     </w:lvl>
     <w:lvl w:ilvl="3">
@@ -1573,12 +1199,12 @@
       <w:numFmt w:val="none"/>
       <w:suff w:val="nothing"/>
       <w:lvlText w:val=""/>
-      <w:lvlJc w:val="start"/>
+      <w:lvlJc w:val="left"/>
       <w:pPr>
         <w:tabs>
           <w:tab w:val="num" w:pos="0"/>
         </w:tabs>
-        <w:ind w:start="0" w:hanging="0"/>
+        <w:ind w:left="0" w:firstLine="0"/>
       </w:pPr>
     </w:lvl>
     <w:lvl w:ilvl="4">
@@ -1586,12 +1212,12 @@
       <w:numFmt w:val="none"/>
       <w:suff w:val="nothing"/>
       <w:lvlText w:val=""/>
-      <w:lvlJc w:val="start"/>
+      <w:lvlJc w:val="left"/>
       <w:pPr>
         <w:tabs>
           <w:tab w:val="num" w:pos="0"/>
         </w:tabs>
-        <w:ind w:start="0" w:hanging="0"/>
+        <w:ind w:left="0" w:firstLine="0"/>
       </w:pPr>
     </w:lvl>
     <w:lvl w:ilvl="5">
@@ -1599,12 +1225,12 @@
       <w:numFmt w:val="none"/>
       <w:suff w:val="nothing"/>
       <w:lvlText w:val=""/>
-      <w:lvlJc w:val="start"/>
+      <w:lvlJc w:val="left"/>
       <w:pPr>
         <w:tabs>
           <w:tab w:val="num" w:pos="0"/>
         </w:tabs>
-        <w:ind w:start="0" w:hanging="0"/>
+        <w:ind w:left="0" w:firstLine="0"/>
       </w:pPr>
     </w:lvl>
     <w:lvl w:ilvl="6">
@@ -1612,12 +1238,12 @@
       <w:numFmt w:val="none"/>
       <w:suff w:val="nothing"/>
       <w:lvlText w:val=""/>
-      <w:lvlJc w:val="start"/>
+      <w:lvlJc w:val="left"/>
       <w:pPr>
         <w:tabs>
           <w:tab w:val="num" w:pos="0"/>
         </w:tabs>
-        <w:ind w:start="0" w:hanging="0"/>
+        <w:ind w:left="0" w:firstLine="0"/>
       </w:pPr>
     </w:lvl>
     <w:lvl w:ilvl="7">
@@ -1625,12 +1251,12 @@
       <w:numFmt w:val="none"/>
       <w:suff w:val="nothing"/>
       <w:lvlText w:val=""/>
-      <w:lvlJc w:val="start"/>
+      <w:lvlJc w:val="left"/>
       <w:pPr>
         <w:tabs>
           <w:tab w:val="num" w:pos="0"/>
         </w:tabs>
-        <w:ind w:start="0" w:hanging="0"/>
+        <w:ind w:left="0" w:firstLine="0"/>
       </w:pPr>
     </w:lvl>
     <w:lvl w:ilvl="8">
@@ -1638,42 +1264,319 @@
       <w:numFmt w:val="none"/>
       <w:suff w:val="nothing"/>
       <w:lvlText w:val=""/>
-      <w:lvlJc w:val="start"/>
+      <w:lvlJc w:val="left"/>
       <w:pPr>
         <w:tabs>
           <w:tab w:val="num" w:pos="0"/>
         </w:tabs>
-        <w:ind w:start="0" w:hanging="0"/>
+        <w:ind w:left="0" w:firstLine="0"/>
       </w:pPr>
     </w:lvl>
   </w:abstractNum>
-  <w:num w:numId="1">
+  <w:abstractNum w:abstractNumId="4" w15:restartNumberingAfterBreak="0">
+    <w:nsid w:val="609579C1"/>
+    <w:multiLevelType w:val="multilevel"/>
+    <w:tmpl w:val="461AC256"/>
+    <w:lvl w:ilvl="0">
+      <w:start w:val="1"/>
+      <w:numFmt w:val="bullet"/>
+      <w:lvlText w:val=""/>
+      <w:lvlJc w:val="left"/>
+      <w:pPr>
+        <w:tabs>
+          <w:tab w:val="num" w:pos="709"/>
+        </w:tabs>
+        <w:ind w:left="709" w:hanging="283"/>
+      </w:pPr>
+      <w:rPr>
+        <w:rFonts w:ascii="Symbol" w:hAnsi="Symbol" w:cs="Symbol" w:hint="default"/>
+      </w:rPr>
+    </w:lvl>
+    <w:lvl w:ilvl="1">
+      <w:start w:val="1"/>
+      <w:numFmt w:val="bullet"/>
+      <w:lvlText w:val=""/>
+      <w:lvlJc w:val="left"/>
+      <w:pPr>
+        <w:tabs>
+          <w:tab w:val="num" w:pos="1418"/>
+        </w:tabs>
+        <w:ind w:left="1418" w:hanging="283"/>
+      </w:pPr>
+      <w:rPr>
+        <w:rFonts w:ascii="Symbol" w:hAnsi="Symbol" w:cs="Symbol" w:hint="default"/>
+      </w:rPr>
+    </w:lvl>
+    <w:lvl w:ilvl="2">
+      <w:start w:val="1"/>
+      <w:numFmt w:val="bullet"/>
+      <w:lvlText w:val=""/>
+      <w:lvlJc w:val="left"/>
+      <w:pPr>
+        <w:tabs>
+          <w:tab w:val="num" w:pos="2127"/>
+        </w:tabs>
+        <w:ind w:left="2127" w:hanging="283"/>
+      </w:pPr>
+      <w:rPr>
+        <w:rFonts w:ascii="Symbol" w:hAnsi="Symbol" w:cs="Symbol" w:hint="default"/>
+      </w:rPr>
+    </w:lvl>
+    <w:lvl w:ilvl="3">
+      <w:start w:val="1"/>
+      <w:numFmt w:val="bullet"/>
+      <w:lvlText w:val=""/>
+      <w:lvlJc w:val="left"/>
+      <w:pPr>
+        <w:tabs>
+          <w:tab w:val="num" w:pos="2836"/>
+        </w:tabs>
+        <w:ind w:left="2836" w:hanging="283"/>
+      </w:pPr>
+      <w:rPr>
+        <w:rFonts w:ascii="Symbol" w:hAnsi="Symbol" w:cs="Symbol" w:hint="default"/>
+      </w:rPr>
+    </w:lvl>
+    <w:lvl w:ilvl="4">
+      <w:start w:val="1"/>
+      <w:numFmt w:val="bullet"/>
+      <w:lvlText w:val=""/>
+      <w:lvlJc w:val="left"/>
+      <w:pPr>
+        <w:tabs>
+          <w:tab w:val="num" w:pos="3545"/>
+        </w:tabs>
+        <w:ind w:left="3545" w:hanging="283"/>
+      </w:pPr>
+      <w:rPr>
+        <w:rFonts w:ascii="Symbol" w:hAnsi="Symbol" w:cs="Symbol" w:hint="default"/>
+      </w:rPr>
+    </w:lvl>
+    <w:lvl w:ilvl="5">
+      <w:start w:val="1"/>
+      <w:numFmt w:val="bullet"/>
+      <w:lvlText w:val=""/>
+      <w:lvlJc w:val="left"/>
+      <w:pPr>
+        <w:tabs>
+          <w:tab w:val="num" w:pos="4254"/>
+        </w:tabs>
+        <w:ind w:left="4254" w:hanging="283"/>
+      </w:pPr>
+      <w:rPr>
+        <w:rFonts w:ascii="Symbol" w:hAnsi="Symbol" w:cs="Symbol" w:hint="default"/>
+      </w:rPr>
+    </w:lvl>
+    <w:lvl w:ilvl="6">
+      <w:start w:val="1"/>
+      <w:numFmt w:val="bullet"/>
+      <w:lvlText w:val=""/>
+      <w:lvlJc w:val="left"/>
+      <w:pPr>
+        <w:tabs>
+          <w:tab w:val="num" w:pos="4963"/>
+        </w:tabs>
+        <w:ind w:left="4963" w:hanging="283"/>
+      </w:pPr>
+      <w:rPr>
+        <w:rFonts w:ascii="Symbol" w:hAnsi="Symbol" w:cs="Symbol" w:hint="default"/>
+      </w:rPr>
+    </w:lvl>
+    <w:lvl w:ilvl="7">
+      <w:start w:val="1"/>
+      <w:numFmt w:val="bullet"/>
+      <w:lvlText w:val=""/>
+      <w:lvlJc w:val="left"/>
+      <w:pPr>
+        <w:tabs>
+          <w:tab w:val="num" w:pos="5672"/>
+        </w:tabs>
+        <w:ind w:left="5672" w:hanging="283"/>
+      </w:pPr>
+      <w:rPr>
+        <w:rFonts w:ascii="Symbol" w:hAnsi="Symbol" w:cs="Symbol" w:hint="default"/>
+      </w:rPr>
+    </w:lvl>
+    <w:lvl w:ilvl="8">
+      <w:start w:val="1"/>
+      <w:numFmt w:val="bullet"/>
+      <w:lvlText w:val=""/>
+      <w:lvlJc w:val="left"/>
+      <w:pPr>
+        <w:tabs>
+          <w:tab w:val="num" w:pos="6381"/>
+        </w:tabs>
+        <w:ind w:left="6381" w:hanging="283"/>
+      </w:pPr>
+      <w:rPr>
+        <w:rFonts w:ascii="Symbol" w:hAnsi="Symbol" w:cs="Symbol" w:hint="default"/>
+      </w:rPr>
+    </w:lvl>
+  </w:abstractNum>
+  <w:abstractNum w:abstractNumId="5" w15:restartNumberingAfterBreak="0">
+    <w:nsid w:val="72EE682D"/>
+    <w:multiLevelType w:val="multilevel"/>
+    <w:tmpl w:val="99E6A1CE"/>
+    <w:lvl w:ilvl="0">
+      <w:start w:val="1"/>
+      <w:numFmt w:val="decimal"/>
+      <w:lvlText w:val="%1."/>
+      <w:lvlJc w:val="left"/>
+      <w:pPr>
+        <w:tabs>
+          <w:tab w:val="num" w:pos="709"/>
+        </w:tabs>
+        <w:ind w:left="709" w:hanging="283"/>
+      </w:pPr>
+    </w:lvl>
+    <w:lvl w:ilvl="1">
+      <w:start w:val="1"/>
+      <w:numFmt w:val="bullet"/>
+      <w:lvlText w:val=""/>
+      <w:lvlJc w:val="left"/>
+      <w:pPr>
+        <w:tabs>
+          <w:tab w:val="num" w:pos="1418"/>
+        </w:tabs>
+        <w:ind w:left="1418" w:hanging="283"/>
+      </w:pPr>
+      <w:rPr>
+        <w:rFonts w:ascii="Symbol" w:hAnsi="Symbol" w:cs="Symbol" w:hint="default"/>
+      </w:rPr>
+    </w:lvl>
+    <w:lvl w:ilvl="2">
+      <w:start w:val="1"/>
+      <w:numFmt w:val="bullet"/>
+      <w:lvlText w:val=""/>
+      <w:lvlJc w:val="left"/>
+      <w:pPr>
+        <w:tabs>
+          <w:tab w:val="num" w:pos="2127"/>
+        </w:tabs>
+        <w:ind w:left="2127" w:hanging="283"/>
+      </w:pPr>
+      <w:rPr>
+        <w:rFonts w:ascii="Symbol" w:hAnsi="Symbol" w:cs="Symbol" w:hint="default"/>
+      </w:rPr>
+    </w:lvl>
+    <w:lvl w:ilvl="3">
+      <w:start w:val="1"/>
+      <w:numFmt w:val="bullet"/>
+      <w:lvlText w:val=""/>
+      <w:lvlJc w:val="left"/>
+      <w:pPr>
+        <w:tabs>
+          <w:tab w:val="num" w:pos="2836"/>
+        </w:tabs>
+        <w:ind w:left="2836" w:hanging="283"/>
+      </w:pPr>
+      <w:rPr>
+        <w:rFonts w:ascii="Symbol" w:hAnsi="Symbol" w:cs="Symbol" w:hint="default"/>
+      </w:rPr>
+    </w:lvl>
+    <w:lvl w:ilvl="4">
+      <w:start w:val="1"/>
+      <w:numFmt w:val="bullet"/>
+      <w:lvlText w:val=""/>
+      <w:lvlJc w:val="left"/>
+      <w:pPr>
+        <w:tabs>
+          <w:tab w:val="num" w:pos="3545"/>
+        </w:tabs>
+        <w:ind w:left="3545" w:hanging="283"/>
+      </w:pPr>
+      <w:rPr>
+        <w:rFonts w:ascii="Symbol" w:hAnsi="Symbol" w:cs="Symbol" w:hint="default"/>
+      </w:rPr>
+    </w:lvl>
+    <w:lvl w:ilvl="5">
+      <w:start w:val="1"/>
+      <w:numFmt w:val="bullet"/>
+      <w:lvlText w:val=""/>
+      <w:lvlJc w:val="left"/>
+      <w:pPr>
+        <w:tabs>
+          <w:tab w:val="num" w:pos="4254"/>
+        </w:tabs>
+        <w:ind w:left="4254" w:hanging="283"/>
+      </w:pPr>
+      <w:rPr>
+        <w:rFonts w:ascii="Symbol" w:hAnsi="Symbol" w:cs="Symbol" w:hint="default"/>
+      </w:rPr>
+    </w:lvl>
+    <w:lvl w:ilvl="6">
+      <w:start w:val="1"/>
+      <w:numFmt w:val="bullet"/>
+      <w:lvlText w:val=""/>
+      <w:lvlJc w:val="left"/>
+      <w:pPr>
+        <w:tabs>
+          <w:tab w:val="num" w:pos="4963"/>
+        </w:tabs>
+        <w:ind w:left="4963" w:hanging="283"/>
+      </w:pPr>
+      <w:rPr>
+        <w:rFonts w:ascii="Symbol" w:hAnsi="Symbol" w:cs="Symbol" w:hint="default"/>
+      </w:rPr>
+    </w:lvl>
+    <w:lvl w:ilvl="7">
+      <w:start w:val="1"/>
+      <w:numFmt w:val="bullet"/>
+      <w:lvlText w:val=""/>
+      <w:lvlJc w:val="left"/>
+      <w:pPr>
+        <w:tabs>
+          <w:tab w:val="num" w:pos="5672"/>
+        </w:tabs>
+        <w:ind w:left="5672" w:hanging="283"/>
+      </w:pPr>
+      <w:rPr>
+        <w:rFonts w:ascii="Symbol" w:hAnsi="Symbol" w:cs="Symbol" w:hint="default"/>
+      </w:rPr>
+    </w:lvl>
+    <w:lvl w:ilvl="8">
+      <w:start w:val="1"/>
+      <w:numFmt w:val="bullet"/>
+      <w:lvlText w:val=""/>
+      <w:lvlJc w:val="left"/>
+      <w:pPr>
+        <w:tabs>
+          <w:tab w:val="num" w:pos="6381"/>
+        </w:tabs>
+        <w:ind w:left="6381" w:hanging="283"/>
+      </w:pPr>
+      <w:rPr>
+        <w:rFonts w:ascii="Symbol" w:hAnsi="Symbol" w:cs="Symbol" w:hint="default"/>
+      </w:rPr>
+    </w:lvl>
+  </w:abstractNum>
+  <w:num w:numId="1" w16cid:durableId="1070886906">
+    <w:abstractNumId w:val="2"/>
+  </w:num>
+  <w:num w:numId="2" w16cid:durableId="382337207">
+    <w:abstractNumId w:val="4"/>
+  </w:num>
+  <w:num w:numId="3" w16cid:durableId="2020424980">
+    <w:abstractNumId w:val="5"/>
+  </w:num>
+  <w:num w:numId="4" w16cid:durableId="1041594939">
+    <w:abstractNumId w:val="0"/>
+  </w:num>
+  <w:num w:numId="5" w16cid:durableId="78793042">
     <w:abstractNumId w:val="1"/>
   </w:num>
-  <w:num w:numId="2">
-    <w:abstractNumId w:val="2"/>
-  </w:num>
-  <w:num w:numId="3">
+  <w:num w:numId="6" w16cid:durableId="1013143848">
     <w:abstractNumId w:val="3"/>
-  </w:num>
-  <w:num w:numId="4">
-    <w:abstractNumId w:val="4"/>
-  </w:num>
-  <w:num w:numId="5">
-    <w:abstractNumId w:val="5"/>
-  </w:num>
-  <w:num w:numId="6">
-    <w:abstractNumId w:val="6"/>
   </w:num>
 </w:numbering>
 </file>
 
 <file path=word/styles.xml><?xml version="1.0" encoding="utf-8"?>
-<w:styles xmlns:w="http://schemas.openxmlformats.org/wordprocessingml/2006/main" xmlns:w14="http://schemas.microsoft.com/office/word/2010/wordml" xmlns:mc="http://schemas.openxmlformats.org/markup-compatibility/2006" mc:Ignorable="w14">
+<w:styles xmlns:mc="http://schemas.openxmlformats.org/markup-compatibility/2006" xmlns:r="http://schemas.openxmlformats.org/officeDocument/2006/relationships" xmlns:w="http://schemas.openxmlformats.org/wordprocessingml/2006/main" xmlns:w14="http://schemas.microsoft.com/office/word/2010/wordml" xmlns:w15="http://schemas.microsoft.com/office/word/2012/wordml" xmlns:w16cex="http://schemas.microsoft.com/office/word/2018/wordml/cex" xmlns:w16cid="http://schemas.microsoft.com/office/word/2016/wordml/cid" xmlns:w16="http://schemas.microsoft.com/office/word/2018/wordml" xmlns:w16du="http://schemas.microsoft.com/office/word/2023/wordml/word16du" xmlns:w16sdtdh="http://schemas.microsoft.com/office/word/2020/wordml/sdtdatahash" xmlns:w16sdtfl="http://schemas.microsoft.com/office/word/2024/wordml/sdtformatlock" xmlns:w16se="http://schemas.microsoft.com/office/word/2015/wordml/symex" mc:Ignorable="w14 w15 w16se w16cid w16 w16cex w16sdtdh w16sdtfl w16du">
   <w:docDefaults>
     <w:rPrDefault>
       <w:rPr>
-        <w:rFonts w:ascii="Liberation Serif" w:hAnsi="Liberation Serif" w:eastAsia="NSimSun" w:cs="Lucida Sans"/>
+        <w:rFonts w:ascii="Liberation Serif" w:eastAsia="NSimSun" w:hAnsi="Liberation Serif" w:cs="Lucida Sans"/>
         <w:kern w:val="2"/>
         <w:sz w:val="24"/>
         <w:szCs w:val="24"/>
@@ -1682,79 +1585,466 @@
     </w:rPrDefault>
     <w:pPrDefault>
       <w:pPr>
-        <w:widowControl/>
-        <w:suppressAutoHyphens w:val="true"/>
+        <w:suppressAutoHyphens/>
       </w:pPr>
     </w:pPrDefault>
   </w:docDefaults>
-  <w:style w:type="paragraph" w:styleId="Normal">
+  <w:latentStyles w:defLockedState="0" w:defUIPriority="99" w:defSemiHidden="0" w:defUnhideWhenUsed="0" w:defQFormat="0" w:count="376">
+    <w:lsdException w:name="Normal" w:uiPriority="0" w:qFormat="1"/>
+    <w:lsdException w:name="heading 1" w:uiPriority="9" w:qFormat="1"/>
+    <w:lsdException w:name="heading 2" w:semiHidden="1" w:uiPriority="9" w:unhideWhenUsed="1" w:qFormat="1"/>
+    <w:lsdException w:name="heading 3" w:semiHidden="1" w:uiPriority="9" w:unhideWhenUsed="1" w:qFormat="1"/>
+    <w:lsdException w:name="heading 4" w:semiHidden="1" w:uiPriority="9" w:unhideWhenUsed="1" w:qFormat="1"/>
+    <w:lsdException w:name="heading 5" w:semiHidden="1" w:uiPriority="9" w:unhideWhenUsed="1" w:qFormat="1"/>
+    <w:lsdException w:name="heading 6" w:semiHidden="1" w:uiPriority="9" w:unhideWhenUsed="1" w:qFormat="1"/>
+    <w:lsdException w:name="heading 7" w:semiHidden="1" w:uiPriority="9" w:unhideWhenUsed="1" w:qFormat="1"/>
+    <w:lsdException w:name="heading 8" w:semiHidden="1" w:uiPriority="9" w:unhideWhenUsed="1" w:qFormat="1"/>
+    <w:lsdException w:name="heading 9" w:semiHidden="1" w:uiPriority="9" w:unhideWhenUsed="1" w:qFormat="1"/>
+    <w:lsdException w:name="index 1" w:semiHidden="1" w:unhideWhenUsed="1"/>
+    <w:lsdException w:name="index 2" w:semiHidden="1" w:unhideWhenUsed="1"/>
+    <w:lsdException w:name="index 3" w:semiHidden="1" w:unhideWhenUsed="1"/>
+    <w:lsdException w:name="index 4" w:semiHidden="1" w:unhideWhenUsed="1"/>
+    <w:lsdException w:name="index 5" w:semiHidden="1" w:unhideWhenUsed="1"/>
+    <w:lsdException w:name="index 6" w:semiHidden="1" w:unhideWhenUsed="1"/>
+    <w:lsdException w:name="index 7" w:semiHidden="1" w:unhideWhenUsed="1"/>
+    <w:lsdException w:name="index 8" w:semiHidden="1" w:unhideWhenUsed="1"/>
+    <w:lsdException w:name="index 9" w:semiHidden="1" w:unhideWhenUsed="1"/>
+    <w:lsdException w:name="toc 1" w:semiHidden="1" w:uiPriority="39" w:unhideWhenUsed="1"/>
+    <w:lsdException w:name="toc 2" w:semiHidden="1" w:uiPriority="39" w:unhideWhenUsed="1"/>
+    <w:lsdException w:name="toc 3" w:semiHidden="1" w:uiPriority="39" w:unhideWhenUsed="1"/>
+    <w:lsdException w:name="toc 4" w:semiHidden="1" w:uiPriority="39" w:unhideWhenUsed="1"/>
+    <w:lsdException w:name="toc 5" w:semiHidden="1" w:uiPriority="39" w:unhideWhenUsed="1"/>
+    <w:lsdException w:name="toc 6" w:semiHidden="1" w:uiPriority="39" w:unhideWhenUsed="1"/>
+    <w:lsdException w:name="toc 7" w:semiHidden="1" w:uiPriority="39" w:unhideWhenUsed="1"/>
+    <w:lsdException w:name="toc 8" w:semiHidden="1" w:uiPriority="39" w:unhideWhenUsed="1"/>
+    <w:lsdException w:name="toc 9" w:semiHidden="1" w:uiPriority="39" w:unhideWhenUsed="1"/>
+    <w:lsdException w:name="Normal Indent" w:semiHidden="1" w:unhideWhenUsed="1"/>
+    <w:lsdException w:name="footnote text" w:semiHidden="1" w:unhideWhenUsed="1"/>
+    <w:lsdException w:name="annotation text" w:semiHidden="1" w:unhideWhenUsed="1"/>
+    <w:lsdException w:name="header" w:semiHidden="1" w:unhideWhenUsed="1"/>
+    <w:lsdException w:name="footer" w:semiHidden="1" w:unhideWhenUsed="1"/>
+    <w:lsdException w:name="index heading" w:semiHidden="1" w:unhideWhenUsed="1"/>
+    <w:lsdException w:name="caption" w:semiHidden="1" w:uiPriority="35" w:unhideWhenUsed="1" w:qFormat="1"/>
+    <w:lsdException w:name="table of figures" w:semiHidden="1" w:unhideWhenUsed="1"/>
+    <w:lsdException w:name="envelope address" w:semiHidden="1" w:unhideWhenUsed="1"/>
+    <w:lsdException w:name="envelope return" w:semiHidden="1" w:unhideWhenUsed="1"/>
+    <w:lsdException w:name="footnote reference" w:semiHidden="1" w:unhideWhenUsed="1"/>
+    <w:lsdException w:name="annotation reference" w:semiHidden="1" w:unhideWhenUsed="1"/>
+    <w:lsdException w:name="line number" w:semiHidden="1" w:unhideWhenUsed="1"/>
+    <w:lsdException w:name="page number" w:semiHidden="1" w:unhideWhenUsed="1"/>
+    <w:lsdException w:name="endnote reference" w:semiHidden="1" w:unhideWhenUsed="1"/>
+    <w:lsdException w:name="endnote text" w:semiHidden="1" w:unhideWhenUsed="1"/>
+    <w:lsdException w:name="table of authorities" w:semiHidden="1" w:unhideWhenUsed="1"/>
+    <w:lsdException w:name="macro" w:semiHidden="1" w:unhideWhenUsed="1"/>
+    <w:lsdException w:name="toa heading" w:semiHidden="1" w:unhideWhenUsed="1"/>
+    <w:lsdException w:name="List" w:semiHidden="1" w:unhideWhenUsed="1"/>
+    <w:lsdException w:name="List Bullet" w:semiHidden="1" w:unhideWhenUsed="1"/>
+    <w:lsdException w:name="List Number" w:semiHidden="1" w:unhideWhenUsed="1"/>
+    <w:lsdException w:name="List 2" w:semiHidden="1" w:unhideWhenUsed="1"/>
+    <w:lsdException w:name="List 3" w:semiHidden="1" w:unhideWhenUsed="1"/>
+    <w:lsdException w:name="List 4" w:semiHidden="1" w:unhideWhenUsed="1"/>
+    <w:lsdException w:name="List 5" w:semiHidden="1" w:unhideWhenUsed="1"/>
+    <w:lsdException w:name="List Bullet 2" w:semiHidden="1" w:unhideWhenUsed="1"/>
+    <w:lsdException w:name="List Bullet 3" w:semiHidden="1" w:unhideWhenUsed="1"/>
+    <w:lsdException w:name="List Bullet 4" w:semiHidden="1" w:unhideWhenUsed="1"/>
+    <w:lsdException w:name="List Bullet 5" w:semiHidden="1" w:unhideWhenUsed="1"/>
+    <w:lsdException w:name="List Number 2" w:semiHidden="1" w:unhideWhenUsed="1"/>
+    <w:lsdException w:name="List Number 3" w:semiHidden="1" w:unhideWhenUsed="1"/>
+    <w:lsdException w:name="List Number 4" w:semiHidden="1" w:unhideWhenUsed="1"/>
+    <w:lsdException w:name="List Number 5" w:semiHidden="1" w:unhideWhenUsed="1"/>
+    <w:lsdException w:name="Title" w:uiPriority="10" w:qFormat="1"/>
+    <w:lsdException w:name="Closing" w:semiHidden="1" w:unhideWhenUsed="1"/>
+    <w:lsdException w:name="Signature" w:semiHidden="1" w:unhideWhenUsed="1"/>
+    <w:lsdException w:name="Default Paragraph Font" w:semiHidden="1" w:uiPriority="1" w:unhideWhenUsed="1"/>
+    <w:lsdException w:name="Body Text" w:semiHidden="1" w:unhideWhenUsed="1"/>
+    <w:lsdException w:name="Body Text Indent" w:semiHidden="1" w:unhideWhenUsed="1"/>
+    <w:lsdException w:name="List Continue" w:semiHidden="1" w:unhideWhenUsed="1"/>
+    <w:lsdException w:name="List Continue 2" w:semiHidden="1" w:unhideWhenUsed="1"/>
+    <w:lsdException w:name="List Continue 3" w:semiHidden="1" w:unhideWhenUsed="1"/>
+    <w:lsdException w:name="List Continue 4" w:semiHidden="1" w:unhideWhenUsed="1"/>
+    <w:lsdException w:name="List Continue 5" w:semiHidden="1" w:unhideWhenUsed="1"/>
+    <w:lsdException w:name="Message Header" w:semiHidden="1" w:unhideWhenUsed="1"/>
+    <w:lsdException w:name="Subtitle" w:uiPriority="11" w:qFormat="1"/>
+    <w:lsdException w:name="Salutation" w:semiHidden="1" w:unhideWhenUsed="1"/>
+    <w:lsdException w:name="Date" w:semiHidden="1" w:unhideWhenUsed="1"/>
+    <w:lsdException w:name="Body Text First Indent" w:semiHidden="1" w:unhideWhenUsed="1"/>
+    <w:lsdException w:name="Body Text First Indent 2" w:semiHidden="1" w:unhideWhenUsed="1"/>
+    <w:lsdException w:name="Note Heading" w:semiHidden="1" w:unhideWhenUsed="1"/>
+    <w:lsdException w:name="Body Text 2" w:semiHidden="1" w:unhideWhenUsed="1"/>
+    <w:lsdException w:name="Body Text 3" w:semiHidden="1" w:unhideWhenUsed="1"/>
+    <w:lsdException w:name="Body Text Indent 2" w:semiHidden="1" w:unhideWhenUsed="1"/>
+    <w:lsdException w:name="Body Text Indent 3" w:semiHidden="1" w:unhideWhenUsed="1"/>
+    <w:lsdException w:name="Block Text" w:semiHidden="1" w:unhideWhenUsed="1"/>
+    <w:lsdException w:name="Hyperlink" w:semiHidden="1" w:unhideWhenUsed="1"/>
+    <w:lsdException w:name="FollowedHyperlink" w:semiHidden="1" w:unhideWhenUsed="1"/>
+    <w:lsdException w:name="Strong" w:uiPriority="22" w:qFormat="1"/>
+    <w:lsdException w:name="Emphasis" w:uiPriority="20" w:qFormat="1"/>
+    <w:lsdException w:name="Document Map" w:semiHidden="1" w:unhideWhenUsed="1"/>
+    <w:lsdException w:name="Plain Text" w:semiHidden="1" w:unhideWhenUsed="1"/>
+    <w:lsdException w:name="E-mail Signature" w:semiHidden="1" w:unhideWhenUsed="1"/>
+    <w:lsdException w:name="HTML Top of Form" w:semiHidden="1" w:unhideWhenUsed="1"/>
+    <w:lsdException w:name="HTML Bottom of Form" w:semiHidden="1" w:unhideWhenUsed="1"/>
+    <w:lsdException w:name="Normal (Web)" w:semiHidden="1" w:unhideWhenUsed="1"/>
+    <w:lsdException w:name="HTML Acronym" w:semiHidden="1" w:unhideWhenUsed="1"/>
+    <w:lsdException w:name="HTML Address" w:semiHidden="1" w:unhideWhenUsed="1"/>
+    <w:lsdException w:name="HTML Cite" w:semiHidden="1" w:unhideWhenUsed="1"/>
+    <w:lsdException w:name="HTML Code" w:semiHidden="1" w:unhideWhenUsed="1"/>
+    <w:lsdException w:name="HTML Definition" w:semiHidden="1" w:unhideWhenUsed="1"/>
+    <w:lsdException w:name="HTML Keyboard" w:semiHidden="1" w:unhideWhenUsed="1"/>
+    <w:lsdException w:name="HTML Preformatted" w:semiHidden="1" w:unhideWhenUsed="1"/>
+    <w:lsdException w:name="HTML Sample" w:semiHidden="1" w:unhideWhenUsed="1"/>
+    <w:lsdException w:name="HTML Typewriter" w:semiHidden="1" w:unhideWhenUsed="1"/>
+    <w:lsdException w:name="HTML Variable" w:semiHidden="1" w:unhideWhenUsed="1"/>
+    <w:lsdException w:name="Normal Table" w:semiHidden="1" w:unhideWhenUsed="1"/>
+    <w:lsdException w:name="annotation subject" w:semiHidden="1" w:unhideWhenUsed="1"/>
+    <w:lsdException w:name="No List" w:semiHidden="1" w:unhideWhenUsed="1"/>
+    <w:lsdException w:name="Outline List 1" w:semiHidden="1" w:unhideWhenUsed="1"/>
+    <w:lsdException w:name="Outline List 2" w:semiHidden="1" w:unhideWhenUsed="1"/>
+    <w:lsdException w:name="Outline List 3" w:semiHidden="1" w:unhideWhenUsed="1"/>
+    <w:lsdException w:name="Table Simple 1" w:semiHidden="1" w:unhideWhenUsed="1"/>
+    <w:lsdException w:name="Table Simple 2" w:semiHidden="1" w:unhideWhenUsed="1"/>
+    <w:lsdException w:name="Table Simple 3" w:semiHidden="1" w:unhideWhenUsed="1"/>
+    <w:lsdException w:name="Table Classic 1" w:semiHidden="1" w:unhideWhenUsed="1"/>
+    <w:lsdException w:name="Table Classic 2" w:semiHidden="1" w:unhideWhenUsed="1"/>
+    <w:lsdException w:name="Table Classic 3" w:semiHidden="1" w:unhideWhenUsed="1"/>
+    <w:lsdException w:name="Table Classic 4" w:semiHidden="1" w:unhideWhenUsed="1"/>
+    <w:lsdException w:name="Table Colorful 1" w:semiHidden="1" w:unhideWhenUsed="1"/>
+    <w:lsdException w:name="Table Colorful 2" w:semiHidden="1" w:unhideWhenUsed="1"/>
+    <w:lsdException w:name="Table Colorful 3" w:semiHidden="1" w:unhideWhenUsed="1"/>
+    <w:lsdException w:name="Table Columns 1" w:semiHidden="1" w:unhideWhenUsed="1"/>
+    <w:lsdException w:name="Table Columns 2" w:semiHidden="1" w:unhideWhenUsed="1"/>
+    <w:lsdException w:name="Table Columns 3" w:semiHidden="1" w:unhideWhenUsed="1"/>
+    <w:lsdException w:name="Table Columns 4" w:semiHidden="1" w:unhideWhenUsed="1"/>
+    <w:lsdException w:name="Table Columns 5" w:semiHidden="1" w:unhideWhenUsed="1"/>
+    <w:lsdException w:name="Table Grid 1" w:semiHidden="1" w:unhideWhenUsed="1"/>
+    <w:lsdException w:name="Table Grid 2" w:semiHidden="1" w:unhideWhenUsed="1"/>
+    <w:lsdException w:name="Table Grid 3" w:semiHidden="1" w:unhideWhenUsed="1"/>
+    <w:lsdException w:name="Table Grid 4" w:semiHidden="1" w:unhideWhenUsed="1"/>
+    <w:lsdException w:name="Table Grid 5" w:semiHidden="1" w:unhideWhenUsed="1"/>
+    <w:lsdException w:name="Table Grid 6" w:semiHidden="1" w:unhideWhenUsed="1"/>
+    <w:lsdException w:name="Table Grid 7" w:semiHidden="1" w:unhideWhenUsed="1"/>
+    <w:lsdException w:name="Table Grid 8" w:semiHidden="1" w:unhideWhenUsed="1"/>
+    <w:lsdException w:name="Table List 1" w:semiHidden="1" w:unhideWhenUsed="1"/>
+    <w:lsdException w:name="Table List 2" w:semiHidden="1" w:unhideWhenUsed="1"/>
+    <w:lsdException w:name="Table List 3" w:semiHidden="1" w:unhideWhenUsed="1"/>
+    <w:lsdException w:name="Table List 4" w:semiHidden="1" w:unhideWhenUsed="1"/>
+    <w:lsdException w:name="Table List 5" w:semiHidden="1" w:unhideWhenUsed="1"/>
+    <w:lsdException w:name="Table List 6" w:semiHidden="1" w:unhideWhenUsed="1"/>
+    <w:lsdException w:name="Table List 7" w:semiHidden="1" w:unhideWhenUsed="1"/>
+    <w:lsdException w:name="Table List 8" w:semiHidden="1" w:unhideWhenUsed="1"/>
+    <w:lsdException w:name="Table 3D effects 1" w:semiHidden="1" w:unhideWhenUsed="1"/>
+    <w:lsdException w:name="Table 3D effects 2" w:semiHidden="1" w:unhideWhenUsed="1"/>
+    <w:lsdException w:name="Table 3D effects 3" w:semiHidden="1" w:unhideWhenUsed="1"/>
+    <w:lsdException w:name="Table Contemporary" w:semiHidden="1" w:unhideWhenUsed="1"/>
+    <w:lsdException w:name="Table Elegant" w:semiHidden="1" w:unhideWhenUsed="1"/>
+    <w:lsdException w:name="Table Professional" w:semiHidden="1" w:unhideWhenUsed="1"/>
+    <w:lsdException w:name="Table Subtle 1" w:semiHidden="1" w:unhideWhenUsed="1"/>
+    <w:lsdException w:name="Table Subtle 2" w:semiHidden="1" w:unhideWhenUsed="1"/>
+    <w:lsdException w:name="Table Web 1" w:semiHidden="1" w:unhideWhenUsed="1"/>
+    <w:lsdException w:name="Table Web 2" w:semiHidden="1" w:unhideWhenUsed="1"/>
+    <w:lsdException w:name="Table Web 3" w:semiHidden="1" w:unhideWhenUsed="1"/>
+    <w:lsdException w:name="Balloon Text" w:semiHidden="1" w:unhideWhenUsed="1"/>
+    <w:lsdException w:name="Table Grid" w:uiPriority="39"/>
+    <w:lsdException w:name="Table Theme" w:semiHidden="1" w:unhideWhenUsed="1"/>
+    <w:lsdException w:name="Placeholder Text" w:semiHidden="1"/>
+    <w:lsdException w:name="No Spacing" w:uiPriority="1" w:qFormat="1"/>
+    <w:lsdException w:name="Light Shading" w:uiPriority="60"/>
+    <w:lsdException w:name="Light List" w:uiPriority="61"/>
+    <w:lsdException w:name="Light Grid" w:uiPriority="62"/>
+    <w:lsdException w:name="Medium Shading 1" w:uiPriority="63"/>
+    <w:lsdException w:name="Medium Shading 2" w:uiPriority="64"/>
+    <w:lsdException w:name="Medium List 1" w:uiPriority="65"/>
+    <w:lsdException w:name="Medium List 2" w:uiPriority="66"/>
+    <w:lsdException w:name="Medium Grid 1" w:uiPriority="67"/>
+    <w:lsdException w:name="Medium Grid 2" w:uiPriority="68"/>
+    <w:lsdException w:name="Medium Grid 3" w:uiPriority="69"/>
+    <w:lsdException w:name="Dark List" w:uiPriority="70"/>
+    <w:lsdException w:name="Colorful Shading" w:uiPriority="71"/>
+    <w:lsdException w:name="Colorful List" w:uiPriority="72"/>
+    <w:lsdException w:name="Colorful Grid" w:uiPriority="73"/>
+    <w:lsdException w:name="Light Shading Accent 1" w:uiPriority="60"/>
+    <w:lsdException w:name="Light List Accent 1" w:uiPriority="61"/>
+    <w:lsdException w:name="Light Grid Accent 1" w:uiPriority="62"/>
+    <w:lsdException w:name="Medium Shading 1 Accent 1" w:uiPriority="63"/>
+    <w:lsdException w:name="Medium Shading 2 Accent 1" w:uiPriority="64"/>
+    <w:lsdException w:name="Medium List 1 Accent 1" w:uiPriority="65"/>
+    <w:lsdException w:name="Revision" w:semiHidden="1"/>
+    <w:lsdException w:name="List Paragraph" w:uiPriority="34" w:qFormat="1"/>
+    <w:lsdException w:name="Quote" w:uiPriority="29" w:qFormat="1"/>
+    <w:lsdException w:name="Intense Quote" w:uiPriority="30" w:qFormat="1"/>
+    <w:lsdException w:name="Medium List 2 Accent 1" w:uiPriority="66"/>
+    <w:lsdException w:name="Medium Grid 1 Accent 1" w:uiPriority="67"/>
+    <w:lsdException w:name="Medium Grid 2 Accent 1" w:uiPriority="68"/>
+    <w:lsdException w:name="Medium Grid 3 Accent 1" w:uiPriority="69"/>
+    <w:lsdException w:name="Dark List Accent 1" w:uiPriority="70"/>
+    <w:lsdException w:name="Colorful Shading Accent 1" w:uiPriority="71"/>
+    <w:lsdException w:name="Colorful List Accent 1" w:uiPriority="72"/>
+    <w:lsdException w:name="Colorful Grid Accent 1" w:uiPriority="73"/>
+    <w:lsdException w:name="Light Shading Accent 2" w:uiPriority="60"/>
+    <w:lsdException w:name="Light List Accent 2" w:uiPriority="61"/>
+    <w:lsdException w:name="Light Grid Accent 2" w:uiPriority="62"/>
+    <w:lsdException w:name="Medium Shading 1 Accent 2" w:uiPriority="63"/>
+    <w:lsdException w:name="Medium Shading 2 Accent 2" w:uiPriority="64"/>
+    <w:lsdException w:name="Medium List 1 Accent 2" w:uiPriority="65"/>
+    <w:lsdException w:name="Medium List 2 Accent 2" w:uiPriority="66"/>
+    <w:lsdException w:name="Medium Grid 1 Accent 2" w:uiPriority="67"/>
+    <w:lsdException w:name="Medium Grid 2 Accent 2" w:uiPriority="68"/>
+    <w:lsdException w:name="Medium Grid 3 Accent 2" w:uiPriority="69"/>
+    <w:lsdException w:name="Dark List Accent 2" w:uiPriority="70"/>
+    <w:lsdException w:name="Colorful Shading Accent 2" w:uiPriority="71"/>
+    <w:lsdException w:name="Colorful List Accent 2" w:uiPriority="72"/>
+    <w:lsdException w:name="Colorful Grid Accent 2" w:uiPriority="73"/>
+    <w:lsdException w:name="Light Shading Accent 3" w:uiPriority="60"/>
+    <w:lsdException w:name="Light List Accent 3" w:uiPriority="61"/>
+    <w:lsdException w:name="Light Grid Accent 3" w:uiPriority="62"/>
+    <w:lsdException w:name="Medium Shading 1 Accent 3" w:uiPriority="63"/>
+    <w:lsdException w:name="Medium Shading 2 Accent 3" w:uiPriority="64"/>
+    <w:lsdException w:name="Medium List 1 Accent 3" w:uiPriority="65"/>
+    <w:lsdException w:name="Medium List 2 Accent 3" w:uiPriority="66"/>
+    <w:lsdException w:name="Medium Grid 1 Accent 3" w:uiPriority="67"/>
+    <w:lsdException w:name="Medium Grid 2 Accent 3" w:uiPriority="68"/>
+    <w:lsdException w:name="Medium Grid 3 Accent 3" w:uiPriority="69"/>
+    <w:lsdException w:name="Dark List Accent 3" w:uiPriority="70"/>
+    <w:lsdException w:name="Colorful Shading Accent 3" w:uiPriority="71"/>
+    <w:lsdException w:name="Colorful List Accent 3" w:uiPriority="72"/>
+    <w:lsdException w:name="Colorful Grid Accent 3" w:uiPriority="73"/>
+    <w:lsdException w:name="Light Shading Accent 4" w:uiPriority="60"/>
+    <w:lsdException w:name="Light List Accent 4" w:uiPriority="61"/>
+    <w:lsdException w:name="Light Grid Accent 4" w:uiPriority="62"/>
+    <w:lsdException w:name="Medium Shading 1 Accent 4" w:uiPriority="63"/>
+    <w:lsdException w:name="Medium Shading 2 Accent 4" w:uiPriority="64"/>
+    <w:lsdException w:name="Medium List 1 Accent 4" w:uiPriority="65"/>
+    <w:lsdException w:name="Medium List 2 Accent 4" w:uiPriority="66"/>
+    <w:lsdException w:name="Medium Grid 1 Accent 4" w:uiPriority="67"/>
+    <w:lsdException w:name="Medium Grid 2 Accent 4" w:uiPriority="68"/>
+    <w:lsdException w:name="Medium Grid 3 Accent 4" w:uiPriority="69"/>
+    <w:lsdException w:name="Dark List Accent 4" w:uiPriority="70"/>
+    <w:lsdException w:name="Colorful Shading Accent 4" w:uiPriority="71"/>
+    <w:lsdException w:name="Colorful List Accent 4" w:uiPriority="72"/>
+    <w:lsdException w:name="Colorful Grid Accent 4" w:uiPriority="73"/>
+    <w:lsdException w:name="Light Shading Accent 5" w:uiPriority="60"/>
+    <w:lsdException w:name="Light List Accent 5" w:uiPriority="61"/>
+    <w:lsdException w:name="Light Grid Accent 5" w:uiPriority="62"/>
+    <w:lsdException w:name="Medium Shading 1 Accent 5" w:uiPriority="63"/>
+    <w:lsdException w:name="Medium Shading 2 Accent 5" w:uiPriority="64"/>
+    <w:lsdException w:name="Medium List 1 Accent 5" w:uiPriority="65"/>
+    <w:lsdException w:name="Medium List 2 Accent 5" w:uiPriority="66"/>
+    <w:lsdException w:name="Medium Grid 1 Accent 5" w:uiPriority="67"/>
+    <w:lsdException w:name="Medium Grid 2 Accent 5" w:uiPriority="68"/>
+    <w:lsdException w:name="Medium Grid 3 Accent 5" w:uiPriority="69"/>
+    <w:lsdException w:name="Dark List Accent 5" w:uiPriority="70"/>
+    <w:lsdException w:name="Colorful Shading Accent 5" w:uiPriority="71"/>
+    <w:lsdException w:name="Colorful List Accent 5" w:uiPriority="72"/>
+    <w:lsdException w:name="Colorful Grid Accent 5" w:uiPriority="73"/>
+    <w:lsdException w:name="Light Shading Accent 6" w:uiPriority="60"/>
+    <w:lsdException w:name="Light List Accent 6" w:uiPriority="61"/>
+    <w:lsdException w:name="Light Grid Accent 6" w:uiPriority="62"/>
+    <w:lsdException w:name="Medium Shading 1 Accent 6" w:uiPriority="63"/>
+    <w:lsdException w:name="Medium Shading 2 Accent 6" w:uiPriority="64"/>
+    <w:lsdException w:name="Medium List 1 Accent 6" w:uiPriority="65"/>
+    <w:lsdException w:name="Medium List 2 Accent 6" w:uiPriority="66"/>
+    <w:lsdException w:name="Medium Grid 1 Accent 6" w:uiPriority="67"/>
+    <w:lsdException w:name="Medium Grid 2 Accent 6" w:uiPriority="68"/>
+    <w:lsdException w:name="Medium Grid 3 Accent 6" w:uiPriority="69"/>
+    <w:lsdException w:name="Dark List Accent 6" w:uiPriority="70"/>
+    <w:lsdException w:name="Colorful Shading Accent 6" w:uiPriority="71"/>
+    <w:lsdException w:name="Colorful List Accent 6" w:uiPriority="72"/>
+    <w:lsdException w:name="Colorful Grid Accent 6" w:uiPriority="73"/>
+    <w:lsdException w:name="Subtle Emphasis" w:uiPriority="19" w:qFormat="1"/>
+    <w:lsdException w:name="Intense Emphasis" w:uiPriority="21" w:qFormat="1"/>
+    <w:lsdException w:name="Subtle Reference" w:uiPriority="31" w:qFormat="1"/>
+    <w:lsdException w:name="Intense Reference" w:uiPriority="32" w:qFormat="1"/>
+    <w:lsdException w:name="Book Title" w:uiPriority="33" w:qFormat="1"/>
+    <w:lsdException w:name="Bibliography" w:semiHidden="1" w:uiPriority="37" w:unhideWhenUsed="1"/>
+    <w:lsdException w:name="TOC Heading" w:semiHidden="1" w:uiPriority="39" w:unhideWhenUsed="1" w:qFormat="1"/>
+    <w:lsdException w:name="Plain Table 1" w:uiPriority="41"/>
+    <w:lsdException w:name="Plain Table 2" w:uiPriority="42"/>
+    <w:lsdException w:name="Plain Table 3" w:uiPriority="43"/>
+    <w:lsdException w:name="Plain Table 4" w:uiPriority="44"/>
+    <w:lsdException w:name="Plain Table 5" w:uiPriority="45"/>
+    <w:lsdException w:name="Grid Table Light" w:uiPriority="40"/>
+    <w:lsdException w:name="Grid Table 1 Light" w:uiPriority="46"/>
+    <w:lsdException w:name="Grid Table 2" w:uiPriority="47"/>
+    <w:lsdException w:name="Grid Table 3" w:uiPriority="48"/>
+    <w:lsdException w:name="Grid Table 4" w:uiPriority="49"/>
+    <w:lsdException w:name="Grid Table 5 Dark" w:uiPriority="50"/>
+    <w:lsdException w:name="Grid Table 6 Colorful" w:uiPriority="51"/>
+    <w:lsdException w:name="Grid Table 7 Colorful" w:uiPriority="52"/>
+    <w:lsdException w:name="Grid Table 1 Light Accent 1" w:uiPriority="46"/>
+    <w:lsdException w:name="Grid Table 2 Accent 1" w:uiPriority="47"/>
+    <w:lsdException w:name="Grid Table 3 Accent 1" w:uiPriority="48"/>
+    <w:lsdException w:name="Grid Table 4 Accent 1" w:uiPriority="49"/>
+    <w:lsdException w:name="Grid Table 5 Dark Accent 1" w:uiPriority="50"/>
+    <w:lsdException w:name="Grid Table 6 Colorful Accent 1" w:uiPriority="51"/>
+    <w:lsdException w:name="Grid Table 7 Colorful Accent 1" w:uiPriority="52"/>
+    <w:lsdException w:name="Grid Table 1 Light Accent 2" w:uiPriority="46"/>
+    <w:lsdException w:name="Grid Table 2 Accent 2" w:uiPriority="47"/>
+    <w:lsdException w:name="Grid Table 3 Accent 2" w:uiPriority="48"/>
+    <w:lsdException w:name="Grid Table 4 Accent 2" w:uiPriority="49"/>
+    <w:lsdException w:name="Grid Table 5 Dark Accent 2" w:uiPriority="50"/>
+    <w:lsdException w:name="Grid Table 6 Colorful Accent 2" w:uiPriority="51"/>
+    <w:lsdException w:name="Grid Table 7 Colorful Accent 2" w:uiPriority="52"/>
+    <w:lsdException w:name="Grid Table 1 Light Accent 3" w:uiPriority="46"/>
+    <w:lsdException w:name="Grid Table 2 Accent 3" w:uiPriority="47"/>
+    <w:lsdException w:name="Grid Table 3 Accent 3" w:uiPriority="48"/>
+    <w:lsdException w:name="Grid Table 4 Accent 3" w:uiPriority="49"/>
+    <w:lsdException w:name="Grid Table 5 Dark Accent 3" w:uiPriority="50"/>
+    <w:lsdException w:name="Grid Table 6 Colorful Accent 3" w:uiPriority="51"/>
+    <w:lsdException w:name="Grid Table 7 Colorful Accent 3" w:uiPriority="52"/>
+    <w:lsdException w:name="Grid Table 1 Light Accent 4" w:uiPriority="46"/>
+    <w:lsdException w:name="Grid Table 2 Accent 4" w:uiPriority="47"/>
+    <w:lsdException w:name="Grid Table 3 Accent 4" w:uiPriority="48"/>
+    <w:lsdException w:name="Grid Table 4 Accent 4" w:uiPriority="49"/>
+    <w:lsdException w:name="Grid Table 5 Dark Accent 4" w:uiPriority="50"/>
+    <w:lsdException w:name="Grid Table 6 Colorful Accent 4" w:uiPriority="51"/>
+    <w:lsdException w:name="Grid Table 7 Colorful Accent 4" w:uiPriority="52"/>
+    <w:lsdException w:name="Grid Table 1 Light Accent 5" w:uiPriority="46"/>
+    <w:lsdException w:name="Grid Table 2 Accent 5" w:uiPriority="47"/>
+    <w:lsdException w:name="Grid Table 3 Accent 5" w:uiPriority="48"/>
+    <w:lsdException w:name="Grid Table 4 Accent 5" w:uiPriority="49"/>
+    <w:lsdException w:name="Grid Table 5 Dark Accent 5" w:uiPriority="50"/>
+    <w:lsdException w:name="Grid Table 6 Colorful Accent 5" w:uiPriority="51"/>
+    <w:lsdException w:name="Grid Table 7 Colorful Accent 5" w:uiPriority="52"/>
+    <w:lsdException w:name="Grid Table 1 Light Accent 6" w:uiPriority="46"/>
+    <w:lsdException w:name="Grid Table 2 Accent 6" w:uiPriority="47"/>
+    <w:lsdException w:name="Grid Table 3 Accent 6" w:uiPriority="48"/>
+    <w:lsdException w:name="Grid Table 4 Accent 6" w:uiPriority="49"/>
+    <w:lsdException w:name="Grid Table 5 Dark Accent 6" w:uiPriority="50"/>
+    <w:lsdException w:name="Grid Table 6 Colorful Accent 6" w:uiPriority="51"/>
+    <w:lsdException w:name="Grid Table 7 Colorful Accent 6" w:uiPriority="52"/>
+    <w:lsdException w:name="List Table 1 Light" w:uiPriority="46"/>
+    <w:lsdException w:name="List Table 2" w:uiPriority="47"/>
+    <w:lsdException w:name="List Table 3" w:uiPriority="48"/>
+    <w:lsdException w:name="List Table 4" w:uiPriority="49"/>
+    <w:lsdException w:name="List Table 5 Dark" w:uiPriority="50"/>
+    <w:lsdException w:name="List Table 6 Colorful" w:uiPriority="51"/>
+    <w:lsdException w:name="List Table 7 Colorful" w:uiPriority="52"/>
+    <w:lsdException w:name="List Table 1 Light Accent 1" w:uiPriority="46"/>
+    <w:lsdException w:name="List Table 2 Accent 1" w:uiPriority="47"/>
+    <w:lsdException w:name="List Table 3 Accent 1" w:uiPriority="48"/>
+    <w:lsdException w:name="List Table 4 Accent 1" w:uiPriority="49"/>
+    <w:lsdException w:name="List Table 5 Dark Accent 1" w:uiPriority="50"/>
+    <w:lsdException w:name="List Table 6 Colorful Accent 1" w:uiPriority="51"/>
+    <w:lsdException w:name="List Table 7 Colorful Accent 1" w:uiPriority="52"/>
+    <w:lsdException w:name="List Table 1 Light Accent 2" w:uiPriority="46"/>
+    <w:lsdException w:name="List Table 2 Accent 2" w:uiPriority="47"/>
+    <w:lsdException w:name="List Table 3 Accent 2" w:uiPriority="48"/>
+    <w:lsdException w:name="List Table 4 Accent 2" w:uiPriority="49"/>
+    <w:lsdException w:name="List Table 5 Dark Accent 2" w:uiPriority="50"/>
+    <w:lsdException w:name="List Table 6 Colorful Accent 2" w:uiPriority="51"/>
+    <w:lsdException w:name="List Table 7 Colorful Accent 2" w:uiPriority="52"/>
+    <w:lsdException w:name="List Table 1 Light Accent 3" w:uiPriority="46"/>
+    <w:lsdException w:name="List Table 2 Accent 3" w:uiPriority="47"/>
+    <w:lsdException w:name="List Table 3 Accent 3" w:uiPriority="48"/>
+    <w:lsdException w:name="List Table 4 Accent 3" w:uiPriority="49"/>
+    <w:lsdException w:name="List Table 5 Dark Accent 3" w:uiPriority="50"/>
+    <w:lsdException w:name="List Table 6 Colorful Accent 3" w:uiPriority="51"/>
+    <w:lsdException w:name="List Table 7 Colorful Accent 3" w:uiPriority="52"/>
+    <w:lsdException w:name="List Table 1 Light Accent 4" w:uiPriority="46"/>
+    <w:lsdException w:name="List Table 2 Accent 4" w:uiPriority="47"/>
+    <w:lsdException w:name="List Table 3 Accent 4" w:uiPriority="48"/>
+    <w:lsdException w:name="List Table 4 Accent 4" w:uiPriority="49"/>
+    <w:lsdException w:name="List Table 5 Dark Accent 4" w:uiPriority="50"/>
+    <w:lsdException w:name="List Table 6 Colorful Accent 4" w:uiPriority="51"/>
+    <w:lsdException w:name="List Table 7 Colorful Accent 4" w:uiPriority="52"/>
+    <w:lsdException w:name="List Table 1 Light Accent 5" w:uiPriority="46"/>
+    <w:lsdException w:name="List Table 2 Accent 5" w:uiPriority="47"/>
+    <w:lsdException w:name="List Table 3 Accent 5" w:uiPriority="48"/>
+    <w:lsdException w:name="List Table 4 Accent 5" w:uiPriority="49"/>
+    <w:lsdException w:name="List Table 5 Dark Accent 5" w:uiPriority="50"/>
+    <w:lsdException w:name="List Table 6 Colorful Accent 5" w:uiPriority="51"/>
+    <w:lsdException w:name="List Table 7 Colorful Accent 5" w:uiPriority="52"/>
+    <w:lsdException w:name="List Table 1 Light Accent 6" w:uiPriority="46"/>
+    <w:lsdException w:name="List Table 2 Accent 6" w:uiPriority="47"/>
+    <w:lsdException w:name="List Table 3 Accent 6" w:uiPriority="48"/>
+    <w:lsdException w:name="List Table 4 Accent 6" w:uiPriority="49"/>
+    <w:lsdException w:name="List Table 5 Dark Accent 6" w:uiPriority="50"/>
+    <w:lsdException w:name="List Table 6 Colorful Accent 6" w:uiPriority="51"/>
+    <w:lsdException w:name="List Table 7 Colorful Accent 6" w:uiPriority="52"/>
+    <w:lsdException w:name="Mention" w:semiHidden="1" w:unhideWhenUsed="1"/>
+    <w:lsdException w:name="Smart Hyperlink" w:semiHidden="1" w:unhideWhenUsed="1"/>
+    <w:lsdException w:name="Hashtag" w:semiHidden="1" w:unhideWhenUsed="1"/>
+    <w:lsdException w:name="Unresolved Mention" w:semiHidden="1" w:unhideWhenUsed="1"/>
+    <w:lsdException w:name="Smart Link" w:semiHidden="1" w:unhideWhenUsed="1"/>
+  </w:latentStyles>
+  <w:style w:type="paragraph" w:default="1" w:styleId="Normal">
     <w:name w:val="Normal"/>
     <w:qFormat/>
-    <w:pPr>
-      <w:widowControl/>
-      <w:bidi w:val="0"/>
-    </w:pPr>
-    <w:rPr>
-      <w:rFonts w:ascii="Liberation Serif" w:hAnsi="Liberation Serif" w:eastAsia="NSimSun" w:cs="Lucida Sans"/>
-      <w:color w:val="auto"/>
-      <w:kern w:val="2"/>
-      <w:sz w:val="24"/>
-      <w:szCs w:val="24"/>
-      <w:lang w:val="es-CL" w:eastAsia="zh-CN" w:bidi="hi-IN"/>
-    </w:rPr>
   </w:style>
-  <w:style w:type="character" w:styleId="Bolos">
+  <w:style w:type="character" w:default="1" w:styleId="Fuentedeprrafopredeter">
+    <w:name w:val="Default Paragraph Font"/>
+    <w:uiPriority w:val="1"/>
+    <w:semiHidden/>
+    <w:unhideWhenUsed/>
+  </w:style>
+  <w:style w:type="table" w:default="1" w:styleId="Tablanormal">
+    <w:name w:val="Normal Table"/>
+    <w:uiPriority w:val="99"/>
+    <w:semiHidden/>
+    <w:unhideWhenUsed/>
+    <w:tblPr>
+      <w:tblInd w:w="0" w:type="dxa"/>
+      <w:tblCellMar>
+        <w:top w:w="0" w:type="dxa"/>
+        <w:left w:w="108" w:type="dxa"/>
+        <w:bottom w:w="0" w:type="dxa"/>
+        <w:right w:w="108" w:type="dxa"/>
+      </w:tblCellMar>
+    </w:tblPr>
+  </w:style>
+  <w:style w:type="numbering" w:default="1" w:styleId="Sinlista">
+    <w:name w:val="No List"/>
+    <w:uiPriority w:val="99"/>
+    <w:semiHidden/>
+    <w:unhideWhenUsed/>
+  </w:style>
+  <w:style w:type="character" w:customStyle="1" w:styleId="Bolos">
     <w:name w:val="Bolos"/>
     <w:qFormat/>
     <w:rPr>
-      <w:rFonts w:ascii="OpenSymbol" w:hAnsi="OpenSymbol" w:eastAsia="OpenSymbol" w:cs="OpenSymbol"/>
+      <w:rFonts w:ascii="OpenSymbol" w:eastAsia="OpenSymbol" w:hAnsi="OpenSymbol" w:cs="OpenSymbol"/>
     </w:rPr>
   </w:style>
-  <w:style w:type="character" w:styleId="Textooriginal">
+  <w:style w:type="character" w:customStyle="1" w:styleId="Textooriginal">
     <w:name w:val="Texto original"/>
     <w:qFormat/>
     <w:rPr>
-      <w:rFonts w:ascii="Liberation Mono" w:hAnsi="Liberation Mono" w:eastAsia="NSimSun" w:cs="Liberation Mono"/>
+      <w:rFonts w:ascii="Liberation Mono" w:eastAsia="NSimSun" w:hAnsi="Liberation Mono" w:cs="Liberation Mono"/>
     </w:rPr>
   </w:style>
-  <w:style w:type="character" w:styleId="Smbolosdenumeracin">
+  <w:style w:type="character" w:customStyle="1" w:styleId="Smbolosdenumeracin">
     <w:name w:val="Símbolos de numeración"/>
     <w:qFormat/>
-    <w:rPr/>
   </w:style>
   <w:style w:type="paragraph" w:styleId="Ttulo">
-    <w:name w:val="Título"/>
+    <w:name w:val="Title"/>
     <w:basedOn w:val="Normal"/>
-    <w:next w:val="BodyText"/>
+    <w:next w:val="Textoindependiente"/>
+    <w:uiPriority w:val="10"/>
     <w:qFormat/>
     <w:pPr>
-      <w:keepNext w:val="true"/>
+      <w:keepNext/>
       <w:spacing w:before="240" w:after="120"/>
     </w:pPr>
     <w:rPr>
-      <w:rFonts w:ascii="Liberation Sans" w:hAnsi="Liberation Sans" w:eastAsia="Microsoft YaHei" w:cs="Lucida Sans"/>
+      <w:rFonts w:ascii="Liberation Sans" w:eastAsia="Microsoft YaHei" w:hAnsi="Liberation Sans"/>
       <w:sz w:val="28"/>
       <w:szCs w:val="28"/>
     </w:rPr>
   </w:style>
-  <w:style w:type="paragraph" w:styleId="BodyText">
+  <w:style w:type="paragraph" w:styleId="Textoindependiente">
     <w:name w:val="Body Text"/>
     <w:basedOn w:val="Normal"/>
     <w:pPr>
-      <w:spacing w:lineRule="auto" w:line="276" w:before="0" w:after="140"/>
+      <w:spacing w:after="140" w:line="276" w:lineRule="auto"/>
     </w:pPr>
-    <w:rPr/>
   </w:style>
-  <w:style w:type="paragraph" w:styleId="List">
+  <w:style w:type="paragraph" w:styleId="Lista">
     <w:name w:val="List"/>
-    <w:basedOn w:val="BodyText"/>
-    <w:pPr/>
-    <w:rPr>
-      <w:rFonts w:cs="Lucida Sans"/>
-    </w:rPr>
+    <w:basedOn w:val="Textoindependiente"/>
   </w:style>
-  <w:style w:type="paragraph" w:styleId="Caption">
-    <w:name w:val="Caption"/>
+  <w:style w:type="paragraph" w:styleId="Descripcin">
+    <w:name w:val="caption"/>
     <w:basedOn w:val="Normal"/>
     <w:qFormat/>
     <w:pPr>
@@ -1762,78 +2052,72 @@
       <w:spacing w:before="120" w:after="120"/>
     </w:pPr>
     <w:rPr>
-      <w:rFonts w:cs="Lucida Sans"/>
       <w:i/>
       <w:iCs/>
-      <w:sz w:val="24"/>
-      <w:szCs w:val="24"/>
     </w:rPr>
   </w:style>
-  <w:style w:type="paragraph" w:styleId="Ndice">
+  <w:style w:type="paragraph" w:customStyle="1" w:styleId="ndice">
     <w:name w:val="Índice"/>
     <w:basedOn w:val="Normal"/>
     <w:qFormat/>
     <w:pPr>
       <w:suppressLineNumbers/>
     </w:pPr>
-    <w:rPr>
-      <w:rFonts w:cs="Lucida Sans"/>
-    </w:rPr>
   </w:style>
 </w:styles>
 </file>
 
 <file path=word/theme/theme1.xml><?xml version="1.0" encoding="utf-8"?>
-<a:theme xmlns:a="http://schemas.openxmlformats.org/drawingml/2006/main" xmlns:r="http://schemas.openxmlformats.org/officeDocument/2006/relationships" name="Office">
+<a:theme xmlns:a="http://schemas.openxmlformats.org/drawingml/2006/main" name="Office">
   <a:themeElements>
     <a:clrScheme name="LibreOffice">
       <a:dk1>
         <a:srgbClr val="000000"/>
       </a:dk1>
       <a:lt1>
-        <a:srgbClr val="ffffff"/>
+        <a:srgbClr val="FFFFFF"/>
       </a:lt1>
       <a:dk2>
         <a:srgbClr val="000000"/>
       </a:dk2>
       <a:lt2>
-        <a:srgbClr val="ffffff"/>
+        <a:srgbClr val="FFFFFF"/>
       </a:lt2>
       <a:accent1>
-        <a:srgbClr val="18a303"/>
+        <a:srgbClr val="18A303"/>
       </a:accent1>
       <a:accent2>
-        <a:srgbClr val="0369a3"/>
+        <a:srgbClr val="0369A3"/>
       </a:accent2>
       <a:accent3>
-        <a:srgbClr val="a33e03"/>
+        <a:srgbClr val="A33E03"/>
       </a:accent3>
       <a:accent4>
-        <a:srgbClr val="8e03a3"/>
+        <a:srgbClr val="8E03A3"/>
       </a:accent4>
       <a:accent5>
-        <a:srgbClr val="c99c00"/>
+        <a:srgbClr val="C99C00"/>
       </a:accent5>
       <a:accent6>
-        <a:srgbClr val="c9211e"/>
+        <a:srgbClr val="C9211E"/>
       </a:accent6>
       <a:hlink>
-        <a:srgbClr val="0000ee"/>
+        <a:srgbClr val="0000EE"/>
       </a:hlink>
       <a:folHlink>
-        <a:srgbClr val="551a8b"/>
+        <a:srgbClr val="551A8B"/>
       </a:folHlink>
     </a:clrScheme>
     <a:fontScheme name="Office">
       <a:majorFont>
-        <a:latin typeface="Arial" pitchFamily="0" charset="1"/>
-        <a:ea typeface="DejaVu Sans" pitchFamily="0" charset="1"/>
-        <a:cs typeface="DejaVu Sans" pitchFamily="0" charset="1"/>
+        <a:latin typeface="Arial"/>
+        <a:ea typeface="DejaVu Sans"/>
+        <a:cs typeface="DejaVu Sans"/>
       </a:majorFont>
       <a:minorFont>
-        <a:latin typeface="Arial" pitchFamily="0" charset="1"/>
-        <a:ea typeface="DejaVu Sans" pitchFamily="0" charset="1"/>
-        <a:cs typeface="DejaVu Sans" pitchFamily="0" charset="1"/>
+        <a:latin typeface="Arial"/>
+        <a:ea typeface="DejaVu Sans"/>
+        <a:cs typeface="DejaVu Sans"/>
       </a:minorFont>
     </a:fontScheme>
     <a:fmtScheme>
@@ -1886,5 +2170,7 @@
       </a:bgFillStyleLst>
     </a:fmtScheme>
   </a:themeElements>
+  <a:objectDefaults/>
+  <a:extraClrSchemeLst/>
 </a:theme>
 </file>